--- a/JOpensim.docx
+++ b/JOpensim.docx
@@ -1,5 +1,55 @@
 
-<file path=word/document.xml><?xml version="1.0" encoding="utf-8"?>
+<file path=docProps\app.xml><?xml version="1.0" encoding="utf-8"?>
+<Properties xmlns="http://schemas.openxmlformats.org/officeDocument/2006/extended-properties" xmlns:vt="http://schemas.openxmlformats.org/officeDocument/2006/docPropsVTypes">
+  <Template>Normal.dotm</Template>
+  <TotalTime>423</TotalTime>
+  <Pages>1</Pages>
+  <Words>509</Words>
+  <Characters>2902</Characters>
+  <Application>Microsoft Office Word</Application>
+  <DocSecurity>0</DocSecurity>
+  <Lines>24</Lines>
+  <Paragraphs>6</Paragraphs>
+  <ScaleCrop>false</ScaleCrop>
+  <HeadingPairs>
+    <vt:vector size="2" baseType="variant">
+      <vt:variant>
+        <vt:lpstr>Title</vt:lpstr>
+      </vt:variant>
+      <vt:variant>
+        <vt:i4>1</vt:i4>
+      </vt:variant>
+    </vt:vector>
+  </HeadingPairs>
+  <TitlesOfParts>
+    <vt:vector size="1" baseType="lpstr">
+      <vt:lpstr/>
+    </vt:vector>
+  </TitlesOfParts>
+  <Company/>
+  <LinksUpToDate>false</LinksUpToDate>
+  <CharactersWithSpaces>3405</CharactersWithSpaces>
+  <SharedDoc>false</SharedDoc>
+  <HyperlinksChanged>false</HyperlinksChanged>
+  <AppVersion>16.0000</AppVersion>
+</Properties>
+</file>
+
+<file path=docProps\core.xml><?xml version="1.0" encoding="utf-8"?>
+<cp:coreProperties xmlns:cp="http://schemas.openxmlformats.org/package/2006/metadata/core-properties" xmlns:dc="http://purl.org/dc/elements/1.1/" xmlns:dcterms="http://purl.org/dc/terms/" xmlns:dcmitype="http://purl.org/dc/dcmitype/" xmlns:xsi="http://www.w3.org/2001/XMLSchema-instance">
+  <dc:title/>
+  <dc:subject/>
+  <dc:creator>Fred Beckhusen</dc:creator>
+  <cp:keywords/>
+  <dc:description/>
+  <cp:lastModifiedBy>Fred Beckhusen</cp:lastModifiedBy>
+  <cp:revision>10</cp:revision>
+  <dcterms:created xsi:type="dcterms:W3CDTF">2021-04-30T04:07:00Z</dcterms:created>
+  <dcterms:modified xsi:type="dcterms:W3CDTF">2024-12-08T22:42:00Z</dcterms:modified>
+</cp:coreProperties>
+</file>
+
+<file path=word\document.xml><?xml version="1.0" encoding="utf-8"?>
 <w:document xmlns:wpc="http://schemas.microsoft.com/office/word/2010/wordprocessingCanvas" xmlns:cx="http://schemas.microsoft.com/office/drawing/2014/chartex" xmlns:cx1="http://schemas.microsoft.com/office/drawing/2015/9/8/chartex" xmlns:cx2="http://schemas.microsoft.com/office/drawing/2015/10/21/chartex" xmlns:cx3="http://schemas.microsoft.com/office/drawing/2016/5/9/chartex" xmlns:cx4="http://schemas.microsoft.com/office/drawing/2016/5/10/chartex" xmlns:cx5="http://schemas.microsoft.com/office/drawing/2016/5/11/chartex" xmlns:cx6="http://schemas.microsoft.com/office/drawing/2016/5/12/chartex" xmlns:cx7="http://schemas.microsoft.com/office/drawing/2016/5/13/chartex" xmlns:cx8="http://schemas.microsoft.com/office/drawing/2016/5/14/chartex" xmlns:mc="http://schemas.openxmlformats.org/markup-compatibility/2006" xmlns:aink="http://schemas.microsoft.com/office/drawing/2016/ink" xmlns:am3d="http://schemas.microsoft.com/office/drawing/2017/model3d" xmlns:o="urn:schemas-microsoft-com:office:office" xmlns:oel="http://schemas.microsoft.com/office/2019/extlst" xmlns:r="http://schemas.openxmlformats.org/officeDocument/2006/relationships" xmlns:m="http://schemas.openxmlformats.org/officeDocument/2006/math" xmlns:v="urn:schemas-microsoft-com:vml" xmlns:wp14="http://schemas.microsoft.com/office/word/2010/wordprocessingDrawing" xmlns:wp="http://schemas.openxmlformats.org/drawingml/2006/wordprocessingDrawing" xmlns:w10="urn:schemas-microsoft-com:office:word" xmlns:w="http://schemas.openxmlformats.org/wordprocessingml/2006/main" xmlns:w14="http://schemas.microsoft.com/office/word/2010/wordml" xmlns:w15="http://schemas.microsoft.com/office/word/2012/wordml" xmlns:w16cex="http://schemas.microsoft.com/office/word/2018/wordml/cex" xmlns:w16cid="http://schemas.microsoft.com/office/word/2016/wordml/cid" xmlns:w16="http://schemas.microsoft.com/office/word/2018/wordml" xmlns:w16du="http://schemas.microsoft.com/office/word/2023/wordml/word16du" xmlns:w16sdtdh="http://schemas.microsoft.com/office/word/2020/wordml/sdtdatahash" xmlns:w16se="http://schemas.microsoft.com/office/word/2015/wordml/symex" xmlns:wpg="http://schemas.microsoft.com/office/word/2010/wordprocessingGroup" xmlns:wpi="http://schemas.microsoft.com/office/word/2010/wordprocessingInk" xmlns:wne="http://schemas.microsoft.com/office/word/2006/wordml" xmlns:wps="http://schemas.microsoft.com/office/word/2010/wordprocessingShape" mc:Ignorable="w14 w15 w16se w16cid w16 w16cex w16sdtdh w16du wp14">
   <w:body>
     <w:p>
@@ -8,13 +58,7 @@
       </w:pPr>
       <w:bookmarkStart w:id="0" w:name="OLE_LINK5"/>
       <w:r>
-        <w:t xml:space="preserve">Installing and Running Joomla and </w:t>
-      </w:r>
-      <w:r>
-        <w:t>j</w:t>
-      </w:r>
-      <w:r>
-        <w:t>Opensim</w:t>
+        <w:t xml:space="preserve">Installing and Running Joomla and jOpensim V4</w:t>
       </w:r>
     </w:p>
     <w:p>
@@ -27,68 +71,24 @@
     </w:p>
     <w:p>
       <w:r>
-        <w:t>Make sure Apache is enable</w:t>
-      </w:r>
-      <w:r>
-        <w:t>d</w:t>
-      </w:r>
-      <w:r>
-        <w:t xml:space="preserve">. See the Help </w:t>
-      </w:r>
-      <w:proofErr w:type="gramStart"/>
-      <w:r>
-        <w:t>file</w:t>
-      </w:r>
-      <w:proofErr w:type="gramEnd"/>
-      <w:r>
-        <w:t xml:space="preserve"> for Apache on how to enable it.</w:t>
-      </w:r>
-      <w:r>
-        <w:t xml:space="preserve">  </w:t>
-      </w:r>
-      <w:r>
-        <w:t xml:space="preserve">You must install the C++ Runtimes.   </w:t>
-      </w:r>
-      <w:r>
+        <w:t xml:space="preserve">Make sure Apache is enabled. See the Help file for Apache on how to enable it.  You must install the C++ Runtimes.   </w:t>
         <w:br/>
       </w:r>
     </w:p>
     <w:p>
       <w:r>
-        <w:t xml:space="preserve">Leave </w:t>
-      </w:r>
-      <w:r>
-        <w:t xml:space="preserve">the </w:t>
-      </w:r>
-      <w:r>
-        <w:t xml:space="preserve">Apache </w:t>
-      </w:r>
-      <w:r>
-        <w:t xml:space="preserve">Content </w:t>
-      </w:r>
-      <w:r>
-        <w:t>M</w:t>
-      </w:r>
-      <w:r>
-        <w:t xml:space="preserve">anager </w:t>
-      </w:r>
-      <w:r>
-        <w:t xml:space="preserve">set at “Diva” </w:t>
-      </w:r>
-      <w:r>
-        <w:t>to prevent redirects. When you finish with Joomla, you can enable JOpensim</w:t>
-      </w:r>
-      <w:r>
-        <w:t>. This redirects all traffic to your web server to Joomla/jOpensim</w:t>
-      </w:r>
-      <w:r>
-        <w:t>.</w:t>
-      </w:r>
-      <w:r>
+        <w:t xml:space="preserve">Leave the Apache Content Manager set at “Diva” to prevent redirects. When you finish with Joomla, you can enable JOpensim. This redirects all traffic to your web server to Joomla/jOpensim.</w:t>
         <w:br/>
-      </w:r>
-      <w:r>
         <w:t xml:space="preserve"> </w:t>
+      </w:r>
+    </w:p>
+    <w:p>
+      <w:r>
+        <w:rPr>
+          <w:b/>
+          <w:bCs/>
+        </w:rPr>
+        <w:t xml:space="preserve">Note: This is Joomla + JOpensim V4, a new major version. It is a fresh install, not an in-place upgrade from the older, deprecated Joomla/JOpensim V3. The Install button below installs V4 from scratch; it will refuse to run if the JOpensim folder is not empty (for example, if an old V3 install is still there - back it up and remove it first).</w:t>
       </w:r>
     </w:p>
     <w:p>
@@ -199,25 +199,13 @@
     <w:p>
       <w:r>
         <w:br/>
-      </w:r>
-      <w:r>
         <w:t>Both the MySQL and Apache icons should be Green.</w:t>
-      </w:r>
-      <w:r>
         <w:br/>
       </w:r>
     </w:p>
     <w:p>
       <w:r>
-        <w:t>Click Setup-&gt;Joomla/JOpensim and click the Install Button</w:t>
-      </w:r>
-      <w:r>
-        <w:t xml:space="preserve">.  </w:t>
-      </w:r>
-      <w:r>
-        <w:t xml:space="preserve"> </w:t>
-      </w:r>
-      <w:r>
+        <w:t xml:space="preserve">Click Setup-&gt;Joomla/JOpensim and click the Install Button.   </w:t>
         <w:br/>
       </w:r>
       <w:r>
@@ -266,57 +254,12 @@
     </w:p>
     <w:p>
       <w:r>
-        <w:t>I</w:t>
-      </w:r>
-      <w:r>
-        <w:t xml:space="preserve">t will install the files </w:t>
-      </w:r>
-    </w:p>
-    <w:p>
-      <w:r>
-        <w:t>You should see the Joomla Setup Page</w:t>
-      </w:r>
-      <w:r>
-        <w:t xml:space="preserve">. Fill in the Site Name, a short Description, and pick a Super User </w:t>
-      </w:r>
-      <w:r>
-        <w:t xml:space="preserve">Account </w:t>
-      </w:r>
-      <w:r>
-        <w:t xml:space="preserve">name and </w:t>
-      </w:r>
-      <w:r>
-        <w:t>p</w:t>
-      </w:r>
-      <w:r>
-        <w:t xml:space="preserve">assword.  </w:t>
-      </w:r>
-      <w:r>
-        <w:t xml:space="preserve">Joomla </w:t>
-      </w:r>
-      <w:r>
-        <w:t xml:space="preserve">is exposed to the public Internet, </w:t>
-      </w:r>
-      <w:r>
-        <w:t xml:space="preserve">so </w:t>
-      </w:r>
-      <w:r>
-        <w:t xml:space="preserve">be sure that you use a long and secure password </w:t>
-      </w:r>
-      <w:r>
-        <w:t xml:space="preserve">that </w:t>
-      </w:r>
-      <w:r>
-        <w:t xml:space="preserve">you have </w:t>
-      </w:r>
-      <w:r>
-        <w:t xml:space="preserve">never </w:t>
-      </w:r>
-      <w:r>
-        <w:t>used before. Write it down as you will need it often</w:t>
-      </w:r>
-      <w:r>
-        <w:t>!</w:t>
+        <w:t xml:space="preserve">It will install the files </w:t>
+      </w:r>
+    </w:p>
+    <w:p>
+      <w:r>
+        <w:t xml:space="preserve">You should see the Joomla Setup Page. Fill in the Site Name, a short Description, and pick a Super User Account name and password.  Joomla is exposed to the public Internet, so be sure that you use a long and secure password that you have never used before. Write it down as you will need it often!</w:t>
       </w:r>
     </w:p>
     <w:p>
@@ -379,10 +322,7 @@
     </w:p>
     <w:p>
       <w:r>
-        <w:t xml:space="preserve"> </w:t>
-      </w:r>
-      <w:r>
-        <w:t>Press Next</w:t>
+        <w:t xml:space="preserve"> Press Next</w:t>
       </w:r>
     </w:p>
     <w:p>
@@ -473,8 +413,6 @@
     <w:p>
       <w:r>
         <w:br/>
-      </w:r>
-      <w:r>
         <w:br/>
       </w:r>
       <w:r>
@@ -482,11 +420,6 @@
           <w:noProof/>
         </w:rPr>
         <w:t xml:space="preserve"> </w:t>
-      </w:r>
-      <w:r>
-        <w:rPr>
-          <w:noProof/>
-        </w:rPr>
         <w:drawing>
           <wp:inline distT="0" distB="0" distL="0" distR="0" wp14:anchorId="088D86A4" wp14:editId="3873040A">
             <wp:extent cx="4067175" cy="3143250"/>
@@ -540,15 +473,8 @@
     <w:p/>
     <w:p>
       <w:r>
-        <w:t>Press Next</w:t>
-      </w:r>
-      <w:r>
-        <w:t xml:space="preserve"> </w:t>
-      </w:r>
-      <w:r>
+        <w:t xml:space="preserve">Press Next </w:t>
         <w:br/>
-      </w:r>
-      <w:r>
         <w:br/>
         <w:t>Verify that there are no errors</w:t>
       </w:r>
@@ -609,11 +535,6 @@
             </a:graphic>
           </wp:inline>
         </w:drawing>
-      </w:r>
-      <w:r>
-        <w:rPr>
-          <w:noProof/>
-        </w:rPr>
         <w:t xml:space="preserve"> </w:t>
       </w:r>
       <w:r>
@@ -622,15 +543,8 @@
     </w:p>
     <w:p>
       <w:r>
-        <w:t xml:space="preserve"> </w:t>
-      </w:r>
-      <w:r>
-        <w:t>Press Install</w:t>
-      </w:r>
-      <w:r>
+        <w:t xml:space="preserve"> Press Install</w:t>
         <w:br/>
-      </w:r>
-      <w:r>
         <w:br/>
       </w:r>
       <w:r>
@@ -689,13 +603,7 @@
     </w:p>
     <w:p>
       <w:r>
-        <w:t>Click</w:t>
-      </w:r>
-      <w:r>
-        <w:t xml:space="preserve">   </w:t>
-      </w:r>
-      <w:r>
-        <w:t xml:space="preserve"> </w:t>
+        <w:t xml:space="preserve">Click    </w:t>
       </w:r>
       <w:r>
         <w:rPr>
@@ -777,86 +685,22 @@
         </w:r>
       </w:hyperlink>
       <w:r>
-        <w:t>, or in Setup-&gt;Settings-&gt;Joomla/</w:t>
-      </w:r>
-      <w:r>
-        <w:t>jO</w:t>
-      </w:r>
-      <w:r>
-        <w:t>pensim, click the [Restore] button.</w:t>
-      </w:r>
-    </w:p>
-    <w:p>
-      <w:r>
-        <w:t xml:space="preserve">Press </w:t>
-      </w:r>
-      <w:r>
-        <w:t>&lt;</w:t>
-      </w:r>
-      <w:r>
-        <w:t>esc</w:t>
-      </w:r>
-      <w:r>
-        <w:t xml:space="preserve">&gt; key </w:t>
-      </w:r>
-      <w:r>
-        <w:t>to close the warning screen.</w:t>
-      </w:r>
-    </w:p>
-    <w:p>
-      <w:r>
-        <w:t xml:space="preserve">Select </w:t>
-      </w:r>
-      <w:r>
-        <w:t>the latest backup j</w:t>
-      </w:r>
-      <w:r>
-        <w:t>OpensimBackup</w:t>
-      </w:r>
-      <w:r>
-        <w:t>V</w:t>
-      </w:r>
-      <w:r>
-        <w:t>{X</w:t>
-      </w:r>
-      <w:proofErr w:type="gramStart"/>
-      <w:r>
-        <w:t>}</w:t>
-      </w:r>
-      <w:r>
-        <w:t>.jp</w:t>
-      </w:r>
-      <w:r>
-        <w:t>a</w:t>
-      </w:r>
-      <w:proofErr w:type="gramEnd"/>
-      <w:r>
-        <w:t xml:space="preserve">. </w:t>
-      </w:r>
-    </w:p>
-    <w:p>
-      <w:r>
-        <w:t xml:space="preserve">If it is blank or cannot be found, look in </w:t>
-      </w:r>
-      <w:r>
-        <w:t>\OutworldzFiles\</w:t>
-      </w:r>
-      <w:proofErr w:type="spellStart"/>
-      <w:r>
-        <w:t>jOpensim_Files</w:t>
-      </w:r>
-      <w:proofErr w:type="spellEnd"/>
-      <w:r>
-        <w:t xml:space="preserve"> for the </w:t>
-      </w:r>
-      <w:r>
-        <w:t>.</w:t>
-      </w:r>
-      <w:r>
-        <w:t>jpa file</w:t>
-      </w:r>
-      <w:r>
-        <w:t xml:space="preserve"> and copy/paste it into the field.</w:t>
+        <w:t>, or in Setup-&gt;Settings-&gt;Joomla/jOpensim, click the [Restore] button.</w:t>
+      </w:r>
+    </w:p>
+    <w:p>
+      <w:r>
+        <w:t xml:space="preserve">Press &lt;esc&gt; key to close the warning screen.</w:t>
+      </w:r>
+    </w:p>
+    <w:p>
+      <w:r>
+        <w:t xml:space="preserve">Select the latest backup jOpensimBackupV{X}.jpa. </w:t>
+      </w:r>
+    </w:p>
+    <w:p>
+      <w:r>
+        <w:t xml:space="preserve">If it is blank or cannot be found, look in \OutworldzFiles\jOpensim_Files for the .jpa file and copy/paste it into the field.</w:t>
       </w:r>
     </w:p>
     <w:p>
@@ -865,21 +709,7 @@
           <w:b/>
           <w:bCs/>
         </w:rPr>
-        <w:t xml:space="preserve">CAUTION:  </w:t>
-      </w:r>
-      <w:r>
-        <w:rPr>
-          <w:b/>
-          <w:bCs/>
-        </w:rPr>
-        <w:t>There is NO PASSWORD.</w:t>
-      </w:r>
-      <w:r>
-        <w:rPr>
-          <w:b/>
-          <w:bCs/>
-        </w:rPr>
-        <w:t xml:space="preserve"> </w:t>
+        <w:t xml:space="preserve">CAUTION:  There is NO PASSWORD. </w:t>
       </w:r>
       <w:r>
         <w:rPr>
@@ -887,30 +717,7 @@
           <w:bCs/>
           <w:u w:val="single"/>
         </w:rPr>
-        <w:t>If your browser adds on</w:t>
-      </w:r>
-      <w:r>
-        <w:rPr>
-          <w:b/>
-          <w:bCs/>
-          <w:u w:val="single"/>
-        </w:rPr>
-        <w:t>e</w:t>
-      </w:r>
-      <w:r>
-        <w:rPr>
-          <w:b/>
-          <w:bCs/>
-          <w:u w:val="single"/>
-        </w:rPr>
-        <w:t>, please blank it out or the setup will fail.</w:t>
-      </w:r>
-      <w:r>
-        <w:rPr>
-          <w:b/>
-          <w:bCs/>
-          <w:u w:val="single"/>
-        </w:rPr>
+        <w:t>If your browser adds one, please blank it out or the setup will fail.</w:t>
         <w:br/>
       </w:r>
       <w:r>
@@ -975,12 +782,7 @@
     </w:p>
     <w:p>
       <w:r>
-        <w:t xml:space="preserve">Click Start.  </w:t>
-      </w:r>
-      <w:r>
-        <w:t xml:space="preserve">It will show it is extracting. </w:t>
-      </w:r>
-      <w:r>
+        <w:t xml:space="preserve">Click Start.  It will show it is extracting. </w:t>
         <w:br/>
       </w:r>
       <w:r>
@@ -1039,12 +841,7 @@
     </w:p>
     <w:p>
       <w:r>
-        <w:t xml:space="preserve"> </w:t>
-      </w:r>
-      <w:r>
-        <w:t>Click Run the Installer</w:t>
-      </w:r>
-      <w:r>
+        <w:t xml:space="preserve"> Click Run the Installer</w:t>
         <w:br/>
       </w:r>
       <w:r>
@@ -1102,14 +899,8 @@
       </w:r>
       <w:r>
         <w:br/>
-      </w:r>
-      <w:r>
         <w:t>Press Next at Upper Right</w:t>
-      </w:r>
-      <w:r>
         <w:br/>
-      </w:r>
-      <w:r>
         <w:br/>
       </w:r>
       <w:r>
@@ -1199,13 +990,8 @@
           <w:numId w:val="6"/>
         </w:numPr>
       </w:pPr>
-      <w:proofErr w:type="gramStart"/>
-      <w:r>
-        <w:t>User name</w:t>
-      </w:r>
-      <w:proofErr w:type="gramEnd"/>
-      <w:r>
-        <w:t xml:space="preserve"> is </w:t>
+      <w:r>
+        <w:t xml:space="preserve">User name is </w:t>
       </w:r>
       <w:r>
         <w:rPr>
@@ -1255,21 +1041,8 @@
     </w:p>
     <w:p>
       <w:r>
-        <w:t xml:space="preserve">Leave the table prefix alone, as </w:t>
-      </w:r>
-      <w:r>
-        <w:t xml:space="preserve">the name </w:t>
-      </w:r>
-      <w:r>
-        <w:t>is assigned randomly for security</w:t>
-      </w:r>
-      <w:r>
-        <w:t>.</w:t>
-      </w:r>
-      <w:r>
+        <w:t xml:space="preserve">Leave the table prefix alone, as the name is assigned randomly for security.</w:t>
         <w:br/>
-      </w:r>
-      <w:r>
         <w:br/>
       </w:r>
       <w:r>
@@ -1332,15 +1105,8 @@
     </w:p>
     <w:p>
       <w:r>
-        <w:t xml:space="preserve"> </w:t>
-      </w:r>
-      <w:r>
-        <w:t>Click Next at the top right</w:t>
-      </w:r>
-      <w:r>
+        <w:t xml:space="preserve"> Click Next at the top right</w:t>
         <w:br/>
-      </w:r>
-      <w:r>
         <w:br/>
       </w:r>
       <w:r>
@@ -1402,12 +1168,7 @@
     </w:p>
     <w:p>
       <w:r>
-        <w:t xml:space="preserve"> </w:t>
-      </w:r>
-      <w:r>
-        <w:t>Fill in the upper part and leave the ‘Live Site URL’ blank.</w:t>
-      </w:r>
-      <w:r>
+        <w:t xml:space="preserve"> Fill in the upper part and leave the ‘Live Site URL’ blank.</w:t>
         <w:br/>
       </w:r>
       <w:r>
@@ -1469,27 +1230,8 @@
     </w:p>
     <w:p>
       <w:r>
-        <w:t xml:space="preserve">Fill in the bottom part with your </w:t>
-      </w:r>
-      <w:r>
-        <w:t xml:space="preserve">Desired </w:t>
-      </w:r>
-      <w:r>
-        <w:t xml:space="preserve">Super User </w:t>
-      </w:r>
-      <w:r>
-        <w:t>Password</w:t>
-      </w:r>
-      <w:r>
-        <w:t>. You need to remember this!</w:t>
-      </w:r>
-      <w:r>
-        <w:t xml:space="preserve"> The login id will be Admin with this password, not the prior one you used!</w:t>
-      </w:r>
-      <w:r>
+        <w:t xml:space="preserve">Fill in the bottom part with your Desired Super User Password. You need to remember this! The login id will be Admin with this password, not the prior one you used!</w:t>
         <w:br/>
-      </w:r>
-      <w:r>
         <w:br/>
       </w:r>
       <w:r>
@@ -1552,8 +1294,6 @@
     <w:p>
       <w:r>
         <w:t>Press Next at Upper right</w:t>
-      </w:r>
-      <w:r>
         <w:br/>
       </w:r>
     </w:p>
@@ -1644,15 +1384,9 @@
     <w:p>
       <w:r>
         <w:t xml:space="preserve">Joomla will require some edits to match your preferences.  </w:t>
-      </w:r>
-      <w:r>
         <w:br/>
-      </w:r>
-      <w:r>
         <w:br/>
         <w:t>Click the Administer button to log in as “Admin” with your Super User password.</w:t>
-      </w:r>
-      <w:r>
         <w:br/>
       </w:r>
     </w:p>
@@ -1777,10 +1511,7 @@
         </w:rPr>
       </w:pPr>
       <w:r>
-        <w:t>Important Group Setting</w:t>
-      </w:r>
-      <w:r>
-        <w:t xml:space="preserve"> </w:t>
+        <w:t xml:space="preserve">Important Group Setting </w:t>
       </w:r>
     </w:p>
     <w:p>
@@ -1793,26 +1524,7 @@
     </w:p>
     <w:p>
       <w:r>
-        <w:t>Navigate to System-&gt;Global-&gt;JOpensim</w:t>
-      </w:r>
-      <w:r>
-        <w:t xml:space="preserve"> and in the Groups tab set both Group keys the password </w:t>
-      </w:r>
-      <w:proofErr w:type="gramStart"/>
-      <w:r>
-        <w:t>located</w:t>
-      </w:r>
-      <w:proofErr w:type="gramEnd"/>
-      <w:r>
-        <w:t xml:space="preserve"> in you Setup-&gt;Setting-&gt;HG </w:t>
-      </w:r>
-      <w:proofErr w:type="spellStart"/>
-      <w:r>
-        <w:t>Dns</w:t>
-      </w:r>
-      <w:proofErr w:type="spellEnd"/>
-      <w:r>
-        <w:t xml:space="preserve"> Name</w:t>
+        <w:t xml:space="preserve">Navigate to System-&gt;Global-&gt;JOpensim and in the Groups tab set both Group keys the password located in you Setup-&gt;Setting-&gt;HG Dns Name</w:t>
       </w:r>
     </w:p>
     <w:p>
@@ -1886,15 +1598,8 @@
       </w:r>
     </w:p>
     <w:p>
-      <w:proofErr w:type="gramStart"/>
-      <w:r>
-        <w:t>Click  Components</w:t>
-      </w:r>
-      <w:proofErr w:type="gramEnd"/>
-      <w:r>
-        <w:t>-&gt;Akeeba Backup and select “Full Backup”.</w:t>
-      </w:r>
-      <w:r>
+      <w:r>
+        <w:t>Click  Components-&gt;Akeeba Backup and select “Full Backup”.</w:t>
         <w:br/>
       </w:r>
     </w:p>
@@ -1955,35 +1660,7 @@
     </w:p>
     <w:p>
       <w:r>
-        <w:t xml:space="preserve">To restore a backup, </w:t>
-      </w:r>
-      <w:r>
-        <w:t xml:space="preserve">Click [Restore] in the </w:t>
-      </w:r>
-      <w:proofErr w:type="spellStart"/>
-      <w:r>
-        <w:t>Dreamrgid</w:t>
-      </w:r>
-      <w:proofErr w:type="spellEnd"/>
-      <w:r>
-        <w:t xml:space="preserve"> jOpensim menu to extract </w:t>
-      </w:r>
-      <w:r>
-        <w:t>k</w:t>
-      </w:r>
-      <w:r>
-        <w:t>ickstart-core-7.0.2.zip</w:t>
-      </w:r>
-      <w:r>
-        <w:t xml:space="preserve"> and load the URL as shown in </w:t>
-      </w:r>
-      <w:proofErr w:type="gramStart"/>
-      <w:r>
-        <w:t>section  “</w:t>
-      </w:r>
-      <w:proofErr w:type="gramEnd"/>
-      <w:r>
-        <w:t>Restore the Data”, above.</w:t>
+        <w:t xml:space="preserve">To restore a backup, Click [Restore] in the Dreamrgid jOpensim menu to extract kickstart-core-7.0.2.zip and load the URL as shown in section  “Restore the Data”, above.</w:t>
       </w:r>
     </w:p>
     <w:p/>
@@ -2000,18 +1677,8 @@
     </w:p>
     <w:p>
       <w:r>
-        <w:t xml:space="preserve">Press the Update button to update to the latest </w:t>
-      </w:r>
-      <w:r>
-        <w:t>jOpenSim</w:t>
-      </w:r>
-      <w:r>
-        <w:t>. This will take you to this screen:</w:t>
-      </w:r>
-      <w:r>
+        <w:t xml:space="preserve">Press the Update button to update to the latest jOpenSim. This will take you to this screen:</w:t>
         <w:br/>
-      </w:r>
-      <w:r>
         <w:br/>
       </w:r>
       <w:r>
@@ -2071,42 +1738,16 @@
     <w:p/>
     <w:p>
       <w:r>
-        <w:t>Click “Or Browse for file” and navigate to the Outworldzfiles\</w:t>
-      </w:r>
-      <w:proofErr w:type="spellStart"/>
-      <w:r>
-        <w:t>jO</w:t>
-      </w:r>
-      <w:r>
-        <w:t>pensim</w:t>
-      </w:r>
-      <w:r>
-        <w:t>_F</w:t>
-      </w:r>
-      <w:r>
-        <w:t>iles</w:t>
-      </w:r>
-      <w:proofErr w:type="spellEnd"/>
-      <w:r>
-        <w:t xml:space="preserve">\ and select </w:t>
+        <w:t xml:space="preserve">Click “Or Browse for file” and navigate to the Outworldzfiles\jOpensim_Files\ folder and select the </w:t>
       </w:r>
       <w:r>
         <w:rPr>
           <w:u w:val="single"/>
         </w:rPr>
-        <w:t>pkg_jopensim.0.3.2.0.zip</w:t>
-      </w:r>
-      <w:r>
-        <w:t>.    This will update you to V</w:t>
-      </w:r>
-      <w:r>
-        <w:t xml:space="preserve">ersion </w:t>
-      </w:r>
-      <w:r>
-        <w:t>0.3.2.0</w:t>
-      </w:r>
-      <w:r>
-        <w:t>.</w:t>
+        <w:t>JOpen*.zip</w:t>
+      </w:r>
+      <w:r>
+        <w:t xml:space="preserve"> file found there (e.g. JOpensim.0.4.0.4_RC7.zip). This will update you to the latest jOpensim V4.</w:t>
       </w:r>
     </w:p>
     <w:bookmarkEnd w:id="1"/>
@@ -2148,16 +1789,8 @@
       </w:r>
     </w:p>
     <w:p>
-      <w:proofErr w:type="spellStart"/>
-      <w:r>
-        <w:t>Jopensim</w:t>
-      </w:r>
-      <w:proofErr w:type="spellEnd"/>
-      <w:r>
-        <w:t xml:space="preserve"> Wiki</w:t>
-      </w:r>
-      <w:r>
-        <w:t xml:space="preserve">   </w:t>
+      <w:r>
+        <w:t xml:space="preserve">Jopensim Wiki   </w:t>
       </w:r>
       <w:hyperlink r:id="rId28" w:history="1">
         <w:r>
@@ -2192,7 +1825,61 @@
 </w:document>
 </file>
 
-<file path=word/numbering.xml><?xml version="1.0" encoding="utf-8"?>
+<file path=word\fontTable.xml><?xml version="1.0" encoding="utf-8"?>
+<w:fonts xmlns:mc="http://schemas.openxmlformats.org/markup-compatibility/2006" xmlns:r="http://schemas.openxmlformats.org/officeDocument/2006/relationships" xmlns:w="http://schemas.openxmlformats.org/wordprocessingml/2006/main" xmlns:w14="http://schemas.microsoft.com/office/word/2010/wordml" xmlns:w15="http://schemas.microsoft.com/office/word/2012/wordml" xmlns:w16cex="http://schemas.microsoft.com/office/word/2018/wordml/cex" xmlns:w16cid="http://schemas.microsoft.com/office/word/2016/wordml/cid" xmlns:w16="http://schemas.microsoft.com/office/word/2018/wordml" xmlns:w16du="http://schemas.microsoft.com/office/word/2023/wordml/word16du" xmlns:w16sdtdh="http://schemas.microsoft.com/office/word/2020/wordml/sdtdatahash" xmlns:w16se="http://schemas.microsoft.com/office/word/2015/wordml/symex" mc:Ignorable="w14 w15 w16se w16cid w16 w16cex w16sdtdh w16du">
+  <w:font w:name="Symbol">
+    <w:panose1 w:val="05050102010706020507"/>
+    <w:charset w:val="02"/>
+    <w:family w:val="roman"/>
+    <w:pitch w:val="variable"/>
+    <w:sig w:usb0="00000000" w:usb1="10000000" w:usb2="00000000" w:usb3="00000000" w:csb0="80000000" w:csb1="00000000"/>
+  </w:font>
+  <w:font w:name="Times New Roman">
+    <w:panose1 w:val="02020603050405020304"/>
+    <w:charset w:val="00"/>
+    <w:family w:val="roman"/>
+    <w:pitch w:val="variable"/>
+    <w:sig w:usb0="E0002EFF" w:usb1="C000785B" w:usb2="00000009" w:usb3="00000000" w:csb0="000001FF" w:csb1="00000000"/>
+  </w:font>
+  <w:font w:name="Courier New">
+    <w:panose1 w:val="02070309020205020404"/>
+    <w:charset w:val="00"/>
+    <w:family w:val="modern"/>
+    <w:pitch w:val="fixed"/>
+    <w:sig w:usb0="E0002EFF" w:usb1="C0007843" w:usb2="00000009" w:usb3="00000000" w:csb0="000001FF" w:csb1="00000000"/>
+  </w:font>
+  <w:font w:name="Wingdings">
+    <w:panose1 w:val="05000000000000000000"/>
+    <w:charset w:val="02"/>
+    <w:family w:val="auto"/>
+    <w:pitch w:val="variable"/>
+    <w:sig w:usb0="00000000" w:usb1="10000000" w:usb2="00000000" w:usb3="00000000" w:csb0="80000000" w:csb1="00000000"/>
+  </w:font>
+  <w:font w:name="Calibri">
+    <w:panose1 w:val="020F0502020204030204"/>
+    <w:charset w:val="00"/>
+    <w:family w:val="swiss"/>
+    <w:pitch w:val="variable"/>
+    <w:sig w:usb0="E4002EFF" w:usb1="C200247B" w:usb2="00000009" w:usb3="00000000" w:csb0="000001FF" w:csb1="00000000"/>
+  </w:font>
+  <w:font w:name="Verdana">
+    <w:panose1 w:val="020B0604030504040204"/>
+    <w:charset w:val="00"/>
+    <w:family w:val="swiss"/>
+    <w:pitch w:val="variable"/>
+    <w:sig w:usb0="A00006FF" w:usb1="4000205B" w:usb2="00000010" w:usb3="00000000" w:csb0="0000019F" w:csb1="00000000"/>
+  </w:font>
+  <w:font w:name="Calibri Light">
+    <w:panose1 w:val="020F0302020204030204"/>
+    <w:charset w:val="00"/>
+    <w:family w:val="swiss"/>
+    <w:pitch w:val="variable"/>
+    <w:sig w:usb0="E4002EFF" w:usb1="C200247B" w:usb2="00000009" w:usb3="00000000" w:csb0="000001FF" w:csb1="00000000"/>
+  </w:font>
+</w:fonts>
+</file>
+
+<file path=word\numbering.xml><?xml version="1.0" encoding="utf-8"?>
 <w:numbering xmlns:wpc="http://schemas.microsoft.com/office/word/2010/wordprocessingCanvas" xmlns:cx="http://schemas.microsoft.com/office/drawing/2014/chartex" xmlns:cx1="http://schemas.microsoft.com/office/drawing/2015/9/8/chartex" xmlns:cx2="http://schemas.microsoft.com/office/drawing/2015/10/21/chartex" xmlns:cx3="http://schemas.microsoft.com/office/drawing/2016/5/9/chartex" xmlns:cx4="http://schemas.microsoft.com/office/drawing/2016/5/10/chartex" xmlns:cx5="http://schemas.microsoft.com/office/drawing/2016/5/11/chartex" xmlns:cx6="http://schemas.microsoft.com/office/drawing/2016/5/12/chartex" xmlns:cx7="http://schemas.microsoft.com/office/drawing/2016/5/13/chartex" xmlns:cx8="http://schemas.microsoft.com/office/drawing/2016/5/14/chartex" xmlns:mc="http://schemas.openxmlformats.org/markup-compatibility/2006" xmlns:aink="http://schemas.microsoft.com/office/drawing/2016/ink" xmlns:am3d="http://schemas.microsoft.com/office/drawing/2017/model3d" xmlns:o="urn:schemas-microsoft-com:office:office" xmlns:oel="http://schemas.microsoft.com/office/2019/extlst" xmlns:r="http://schemas.openxmlformats.org/officeDocument/2006/relationships" xmlns:m="http://schemas.openxmlformats.org/officeDocument/2006/math" xmlns:v="urn:schemas-microsoft-com:vml" xmlns:wp14="http://schemas.microsoft.com/office/word/2010/wordprocessingDrawing" xmlns:wp="http://schemas.openxmlformats.org/drawingml/2006/wordprocessingDrawing" xmlns:w10="urn:schemas-microsoft-com:office:word" xmlns:w="http://schemas.openxmlformats.org/wordprocessingml/2006/main" xmlns:w14="http://schemas.microsoft.com/office/word/2010/wordml" xmlns:w15="http://schemas.microsoft.com/office/word/2012/wordml" xmlns:w16cex="http://schemas.microsoft.com/office/word/2018/wordml/cex" xmlns:w16cid="http://schemas.microsoft.com/office/word/2016/wordml/cid" xmlns:w16="http://schemas.microsoft.com/office/word/2018/wordml" xmlns:w16du="http://schemas.microsoft.com/office/word/2023/wordml/word16du" xmlns:w16sdtdh="http://schemas.microsoft.com/office/word/2020/wordml/sdtdatahash" xmlns:w16se="http://schemas.microsoft.com/office/word/2015/wordml/symex" xmlns:wpg="http://schemas.microsoft.com/office/word/2010/wordprocessingGroup" xmlns:wpi="http://schemas.microsoft.com/office/word/2010/wordprocessingInk" xmlns:wne="http://schemas.microsoft.com/office/word/2006/wordml" xmlns:wps="http://schemas.microsoft.com/office/word/2010/wordprocessingShape" mc:Ignorable="w14 w15 w16se w16cid w16 w16cex w16sdtdh w16du wp14">
   <w:abstractNum w:abstractNumId="0" w15:restartNumberingAfterBreak="0">
     <w:nsid w:val="0AF6367B"/>
@@ -3009,7 +2696,152 @@
 </w:numbering>
 </file>
 
-<file path=word/styles.xml><?xml version="1.0" encoding="utf-8"?>
+<file path=word\settings.xml><?xml version="1.0" encoding="utf-8"?>
+<w:settings xmlns:mc="http://schemas.openxmlformats.org/markup-compatibility/2006" xmlns:o="urn:schemas-microsoft-com:office:office" xmlns:r="http://schemas.openxmlformats.org/officeDocument/2006/relationships" xmlns:m="http://schemas.openxmlformats.org/officeDocument/2006/math" xmlns:v="urn:schemas-microsoft-com:vml" xmlns:w10="urn:schemas-microsoft-com:office:word" xmlns:w="http://schemas.openxmlformats.org/wordprocessingml/2006/main" xmlns:w14="http://schemas.microsoft.com/office/word/2010/wordml" xmlns:w15="http://schemas.microsoft.com/office/word/2012/wordml" xmlns:w16cex="http://schemas.microsoft.com/office/word/2018/wordml/cex" xmlns:w16cid="http://schemas.microsoft.com/office/word/2016/wordml/cid" xmlns:w16="http://schemas.microsoft.com/office/word/2018/wordml" xmlns:w16du="http://schemas.microsoft.com/office/word/2023/wordml/word16du" xmlns:w16sdtdh="http://schemas.microsoft.com/office/word/2020/wordml/sdtdatahash" xmlns:w16se="http://schemas.microsoft.com/office/word/2015/wordml/symex" xmlns:sl="http://schemas.openxmlformats.org/schemaLibrary/2006/main" mc:Ignorable="w14 w15 w16se w16cid w16 w16cex w16sdtdh w16du">
+  <w:view w:val="web"/>
+  <w:zoom w:percent="100"/>
+  <w:proofState w:spelling="clean" w:grammar="clean"/>
+  <w:defaultTabStop w:val="720"/>
+  <w:characterSpacingControl w:val="doNotCompress"/>
+  <w:compat>
+    <w:useFELayout/>
+    <w:compatSetting w:name="compatibilityMode" w:uri="http://schemas.microsoft.com/office/word" w:val="12"/>
+    <w:compatSetting w:name="useWord2013TrackBottomHyphenation" w:uri="http://schemas.microsoft.com/office/word" w:val="0"/>
+  </w:compat>
+  <w:rsids>
+    <w:rsidRoot w:val="00EC0D1A"/>
+    <w:rsid w:val="00033A00"/>
+    <w:rsid w:val="0003540E"/>
+    <w:rsid w:val="00062E12"/>
+    <w:rsid w:val="000664BF"/>
+    <w:rsid w:val="000C3972"/>
+    <w:rsid w:val="000D55F4"/>
+    <w:rsid w:val="000E17ED"/>
+    <w:rsid w:val="000E307E"/>
+    <w:rsid w:val="00141CF2"/>
+    <w:rsid w:val="00193001"/>
+    <w:rsid w:val="0022525E"/>
+    <w:rsid w:val="002579F5"/>
+    <w:rsid w:val="00291C0A"/>
+    <w:rsid w:val="002A1CC5"/>
+    <w:rsid w:val="002D18D3"/>
+    <w:rsid w:val="002D4620"/>
+    <w:rsid w:val="002E71C5"/>
+    <w:rsid w:val="00312EFD"/>
+    <w:rsid w:val="00361E9A"/>
+    <w:rsid w:val="00374C6E"/>
+    <w:rsid w:val="003963A3"/>
+    <w:rsid w:val="003A1F51"/>
+    <w:rsid w:val="003D2C96"/>
+    <w:rsid w:val="00406BD4"/>
+    <w:rsid w:val="00432E0D"/>
+    <w:rsid w:val="0044336E"/>
+    <w:rsid w:val="004519DB"/>
+    <w:rsid w:val="004615E3"/>
+    <w:rsid w:val="00462698"/>
+    <w:rsid w:val="00465E0E"/>
+    <w:rsid w:val="00473A68"/>
+    <w:rsid w:val="004A3F72"/>
+    <w:rsid w:val="004B0144"/>
+    <w:rsid w:val="004B5E03"/>
+    <w:rsid w:val="004F5763"/>
+    <w:rsid w:val="005127F5"/>
+    <w:rsid w:val="005976F7"/>
+    <w:rsid w:val="005D40C0"/>
+    <w:rsid w:val="005E67C4"/>
+    <w:rsid w:val="005E746B"/>
+    <w:rsid w:val="00605E97"/>
+    <w:rsid w:val="00626FDA"/>
+    <w:rsid w:val="006C30E0"/>
+    <w:rsid w:val="006F6570"/>
+    <w:rsid w:val="0071236D"/>
+    <w:rsid w:val="007253B7"/>
+    <w:rsid w:val="00772C3C"/>
+    <w:rsid w:val="00775207"/>
+    <w:rsid w:val="0078589D"/>
+    <w:rsid w:val="007C6571"/>
+    <w:rsid w:val="007E440A"/>
+    <w:rsid w:val="00827DC0"/>
+    <w:rsid w:val="00830B9D"/>
+    <w:rsid w:val="008667A8"/>
+    <w:rsid w:val="00887603"/>
+    <w:rsid w:val="008E169C"/>
+    <w:rsid w:val="008E373F"/>
+    <w:rsid w:val="008F20AB"/>
+    <w:rsid w:val="00911C03"/>
+    <w:rsid w:val="0091226E"/>
+    <w:rsid w:val="009166D2"/>
+    <w:rsid w:val="00937A9E"/>
+    <w:rsid w:val="0094746D"/>
+    <w:rsid w:val="009B4B71"/>
+    <w:rsid w:val="009B7DFE"/>
+    <w:rsid w:val="00A35CCD"/>
+    <w:rsid w:val="00A45B54"/>
+    <w:rsid w:val="00A66D93"/>
+    <w:rsid w:val="00A71C98"/>
+    <w:rsid w:val="00A83DD9"/>
+    <w:rsid w:val="00AB30F6"/>
+    <w:rsid w:val="00B36251"/>
+    <w:rsid w:val="00B45931"/>
+    <w:rsid w:val="00B5522B"/>
+    <w:rsid w:val="00BA758E"/>
+    <w:rsid w:val="00C60E32"/>
+    <w:rsid w:val="00CA574B"/>
+    <w:rsid w:val="00CB1F24"/>
+    <w:rsid w:val="00CB3D15"/>
+    <w:rsid w:val="00CF68E6"/>
+    <w:rsid w:val="00DB525F"/>
+    <w:rsid w:val="00DC5FC9"/>
+    <w:rsid w:val="00DD04D0"/>
+    <w:rsid w:val="00DF2491"/>
+    <w:rsid w:val="00E13854"/>
+    <w:rsid w:val="00E25521"/>
+    <w:rsid w:val="00E343C2"/>
+    <w:rsid w:val="00E60CDA"/>
+    <w:rsid w:val="00E64CBA"/>
+    <w:rsid w:val="00E7525B"/>
+    <w:rsid w:val="00E81711"/>
+    <w:rsid w:val="00EA595D"/>
+    <w:rsid w:val="00EB2DEB"/>
+    <w:rsid w:val="00EC0D1A"/>
+    <w:rsid w:val="00EC359C"/>
+    <w:rsid w:val="00F529EF"/>
+    <w:rsid w:val="00FA4CE7"/>
+    <w:rsid w:val="00FC4652"/>
+    <w:rsid w:val="00FE72C0"/>
+  </w:rsids>
+  <m:mathPr>
+    <m:mathFont m:val="Cambria Math"/>
+    <m:brkBin m:val="before"/>
+    <m:brkBinSub m:val="--"/>
+    <m:smallFrac m:val="0"/>
+    <m:dispDef/>
+    <m:lMargin m:val="0"/>
+    <m:rMargin m:val="0"/>
+    <m:defJc m:val="centerGroup"/>
+    <m:wrapIndent m:val="1440"/>
+    <m:intLim m:val="subSup"/>
+    <m:naryLim m:val="undOvr"/>
+  </m:mathPr>
+  <w:themeFontLang w:val="en-US"/>
+  <w:clrSchemeMapping w:bg1="light1" w:t1="dark1" w:bg2="light2" w:t2="dark2" w:accent1="accent1" w:accent2="accent2" w:accent3="accent3" w:accent4="accent4" w:accent5="accent5" w:accent6="accent6" w:hyperlink="hyperlink" w:followedHyperlink="followedHyperlink"/>
+  <w:doNotIncludeSubdocsInStats/>
+  <w:doNotAutoCompressPictures/>
+  <w:shapeDefaults>
+    <o:shapedefaults v:ext="edit" spidmax="1026"/>
+    <o:shapelayout v:ext="edit">
+      <o:idmap v:ext="edit" data="1"/>
+    </o:shapelayout>
+  </w:shapeDefaults>
+  <w:decimalSymbol w:val="."/>
+  <w:listSeparator w:val=","/>
+  <w14:docId w14:val="63EFD6EC"/>
+  <w14:defaultImageDpi w14:val="0"/>
+  <w15:docId w15:val="{524BB74F-4785-4A77-A24F-51E1F386DD49}"/>
+</w:settings>
+</file>
+
+<file path=word\styles.xml><?xml version="1.0" encoding="utf-8"?>
 <w:styles xmlns:mc="http://schemas.openxmlformats.org/markup-compatibility/2006" xmlns:r="http://schemas.openxmlformats.org/officeDocument/2006/relationships" xmlns:w="http://schemas.openxmlformats.org/wordprocessingml/2006/main" xmlns:w14="http://schemas.microsoft.com/office/word/2010/wordml" xmlns:w15="http://schemas.microsoft.com/office/word/2012/wordml" xmlns:w16cex="http://schemas.microsoft.com/office/word/2018/wordml/cex" xmlns:w16cid="http://schemas.microsoft.com/office/word/2016/wordml/cid" xmlns:w16="http://schemas.microsoft.com/office/word/2018/wordml" xmlns:w16du="http://schemas.microsoft.com/office/word/2023/wordml/word16du" xmlns:w16sdtdh="http://schemas.microsoft.com/office/word/2020/wordml/sdtdatahash" xmlns:w16se="http://schemas.microsoft.com/office/word/2015/wordml/symex" mc:Ignorable="w14 w15 w16se w16cid w16 w16cex w16sdtdh w16du">
   <w:docDefaults>
     <w:rPrDefault>
@@ -4126,7 +3958,7 @@
 </w:styles>
 </file>
 
-<file path=word/theme/theme1.xml><?xml version="1.0" encoding="utf-8"?>
+<file path=word\theme\theme1.xml><?xml version="1.0" encoding="utf-8"?>
 <a:theme xmlns:a="http://schemas.openxmlformats.org/drawingml/2006/main" name="Office Theme">
   <a:themeElements>
     <a:clrScheme name="Office">
@@ -4419,4 +4251,25 @@
     </a:ext>
   </a:extLst>
 </a:theme>
+</file>
+
+<file path=word\webSettings.xml><?xml version="1.0" encoding="utf-8"?>
+<w:webSettings xmlns:mc="http://schemas.openxmlformats.org/markup-compatibility/2006" xmlns:r="http://schemas.openxmlformats.org/officeDocument/2006/relationships" xmlns:w="http://schemas.openxmlformats.org/wordprocessingml/2006/main" xmlns:w14="http://schemas.microsoft.com/office/word/2010/wordml" xmlns:w15="http://schemas.microsoft.com/office/word/2012/wordml" xmlns:w16cex="http://schemas.microsoft.com/office/word/2018/wordml/cex" xmlns:w16cid="http://schemas.microsoft.com/office/word/2016/wordml/cid" xmlns:w16="http://schemas.microsoft.com/office/word/2018/wordml" xmlns:w16du="http://schemas.microsoft.com/office/word/2023/wordml/word16du" xmlns:w16sdtdh="http://schemas.microsoft.com/office/word/2020/wordml/sdtdatahash" xmlns:w16se="http://schemas.microsoft.com/office/word/2015/wordml/symex" mc:Ignorable="w14 w15 w16se w16cid w16 w16cex w16sdtdh w16du">
+  <w:divs>
+    <w:div w:id="1432820273">
+      <w:marLeft w:val="0"/>
+      <w:marRight w:val="0"/>
+      <w:marTop w:val="0"/>
+      <w:marBottom w:val="0"/>
+      <w:divBdr>
+        <w:top w:val="none" w:sz="0" w:space="0" w:color="auto"/>
+        <w:left w:val="none" w:sz="0" w:space="0" w:color="auto"/>
+        <w:bottom w:val="none" w:sz="0" w:space="0" w:color="auto"/>
+        <w:right w:val="none" w:sz="0" w:space="0" w:color="auto"/>
+      </w:divBdr>
+    </w:div>
+  </w:divs>
+  <w:optimizeForBrowser/>
+  <w:allowPNG/>
+</w:webSettings>
 </file>
--- a/JOpensim.docx
+++ b/JOpensim.docx
@@ -1,55 +1,5 @@
 
-<file path=docProps\app.xml><?xml version="1.0" encoding="utf-8"?>
-<Properties xmlns="http://schemas.openxmlformats.org/officeDocument/2006/extended-properties" xmlns:vt="http://schemas.openxmlformats.org/officeDocument/2006/docPropsVTypes">
-  <Template>Normal.dotm</Template>
-  <TotalTime>423</TotalTime>
-  <Pages>1</Pages>
-  <Words>509</Words>
-  <Characters>2902</Characters>
-  <Application>Microsoft Office Word</Application>
-  <DocSecurity>0</DocSecurity>
-  <Lines>24</Lines>
-  <Paragraphs>6</Paragraphs>
-  <ScaleCrop>false</ScaleCrop>
-  <HeadingPairs>
-    <vt:vector size="2" baseType="variant">
-      <vt:variant>
-        <vt:lpstr>Title</vt:lpstr>
-      </vt:variant>
-      <vt:variant>
-        <vt:i4>1</vt:i4>
-      </vt:variant>
-    </vt:vector>
-  </HeadingPairs>
-  <TitlesOfParts>
-    <vt:vector size="1" baseType="lpstr">
-      <vt:lpstr/>
-    </vt:vector>
-  </TitlesOfParts>
-  <Company/>
-  <LinksUpToDate>false</LinksUpToDate>
-  <CharactersWithSpaces>3405</CharactersWithSpaces>
-  <SharedDoc>false</SharedDoc>
-  <HyperlinksChanged>false</HyperlinksChanged>
-  <AppVersion>16.0000</AppVersion>
-</Properties>
-</file>
-
-<file path=docProps\core.xml><?xml version="1.0" encoding="utf-8"?>
-<cp:coreProperties xmlns:cp="http://schemas.openxmlformats.org/package/2006/metadata/core-properties" xmlns:dc="http://purl.org/dc/elements/1.1/" xmlns:dcterms="http://purl.org/dc/terms/" xmlns:dcmitype="http://purl.org/dc/dcmitype/" xmlns:xsi="http://www.w3.org/2001/XMLSchema-instance">
-  <dc:title/>
-  <dc:subject/>
-  <dc:creator>Fred Beckhusen</dc:creator>
-  <cp:keywords/>
-  <dc:description/>
-  <cp:lastModifiedBy>Fred Beckhusen</cp:lastModifiedBy>
-  <cp:revision>10</cp:revision>
-  <dcterms:created xsi:type="dcterms:W3CDTF">2021-04-30T04:07:00Z</dcterms:created>
-  <dcterms:modified xsi:type="dcterms:W3CDTF">2024-12-08T22:42:00Z</dcterms:modified>
-</cp:coreProperties>
-</file>
-
-<file path=word\document.xml><?xml version="1.0" encoding="utf-8"?>
+<file path=word/document.xml><?xml version="1.0" encoding="utf-8"?>
 <w:document xmlns:wpc="http://schemas.microsoft.com/office/word/2010/wordprocessingCanvas" xmlns:cx="http://schemas.microsoft.com/office/drawing/2014/chartex" xmlns:cx1="http://schemas.microsoft.com/office/drawing/2015/9/8/chartex" xmlns:cx2="http://schemas.microsoft.com/office/drawing/2015/10/21/chartex" xmlns:cx3="http://schemas.microsoft.com/office/drawing/2016/5/9/chartex" xmlns:cx4="http://schemas.microsoft.com/office/drawing/2016/5/10/chartex" xmlns:cx5="http://schemas.microsoft.com/office/drawing/2016/5/11/chartex" xmlns:cx6="http://schemas.microsoft.com/office/drawing/2016/5/12/chartex" xmlns:cx7="http://schemas.microsoft.com/office/drawing/2016/5/13/chartex" xmlns:cx8="http://schemas.microsoft.com/office/drawing/2016/5/14/chartex" xmlns:mc="http://schemas.openxmlformats.org/markup-compatibility/2006" xmlns:aink="http://schemas.microsoft.com/office/drawing/2016/ink" xmlns:am3d="http://schemas.microsoft.com/office/drawing/2017/model3d" xmlns:o="urn:schemas-microsoft-com:office:office" xmlns:oel="http://schemas.microsoft.com/office/2019/extlst" xmlns:r="http://schemas.openxmlformats.org/officeDocument/2006/relationships" xmlns:m="http://schemas.openxmlformats.org/officeDocument/2006/math" xmlns:v="urn:schemas-microsoft-com:vml" xmlns:wp14="http://schemas.microsoft.com/office/word/2010/wordprocessingDrawing" xmlns:wp="http://schemas.openxmlformats.org/drawingml/2006/wordprocessingDrawing" xmlns:w10="urn:schemas-microsoft-com:office:word" xmlns:w="http://schemas.openxmlformats.org/wordprocessingml/2006/main" xmlns:w14="http://schemas.microsoft.com/office/word/2010/wordml" xmlns:w15="http://schemas.microsoft.com/office/word/2012/wordml" xmlns:w16cex="http://schemas.microsoft.com/office/word/2018/wordml/cex" xmlns:w16cid="http://schemas.microsoft.com/office/word/2016/wordml/cid" xmlns:w16="http://schemas.microsoft.com/office/word/2018/wordml" xmlns:w16du="http://schemas.microsoft.com/office/word/2023/wordml/word16du" xmlns:w16sdtdh="http://schemas.microsoft.com/office/word/2020/wordml/sdtdatahash" xmlns:w16se="http://schemas.microsoft.com/office/word/2015/wordml/symex" xmlns:wpg="http://schemas.microsoft.com/office/word/2010/wordprocessingGroup" xmlns:wpi="http://schemas.microsoft.com/office/word/2010/wordprocessingInk" xmlns:wne="http://schemas.microsoft.com/office/word/2006/wordml" xmlns:wps="http://schemas.microsoft.com/office/word/2010/wordprocessingShape" mc:Ignorable="w14 w15 w16se w16cid w16 w16cex w16sdtdh w16du wp14">
   <w:body>
     <w:p>
@@ -1660,7 +1610,7 @@
     </w:p>
     <w:p>
       <w:r>
-        <w:t xml:space="preserve">To restore a backup, Click [Restore] in the Dreamrgid jOpensim menu to extract kickstart-core-7.0.2.zip and load the URL as shown in section  “Restore the Data”, above.</w:t>
+        <w:t xml:space="preserve">To restore a backup, Click [Restore] in the Dreamgrid jOpensim menu to extract kickstart-core-7.0.2.zip and load the URL as shown in section  “Restore the Data”, above.</w:t>
       </w:r>
     </w:p>
     <w:p/>
@@ -1825,61 +1775,7 @@
 </w:document>
 </file>
 
-<file path=word\fontTable.xml><?xml version="1.0" encoding="utf-8"?>
-<w:fonts xmlns:mc="http://schemas.openxmlformats.org/markup-compatibility/2006" xmlns:r="http://schemas.openxmlformats.org/officeDocument/2006/relationships" xmlns:w="http://schemas.openxmlformats.org/wordprocessingml/2006/main" xmlns:w14="http://schemas.microsoft.com/office/word/2010/wordml" xmlns:w15="http://schemas.microsoft.com/office/word/2012/wordml" xmlns:w16cex="http://schemas.microsoft.com/office/word/2018/wordml/cex" xmlns:w16cid="http://schemas.microsoft.com/office/word/2016/wordml/cid" xmlns:w16="http://schemas.microsoft.com/office/word/2018/wordml" xmlns:w16du="http://schemas.microsoft.com/office/word/2023/wordml/word16du" xmlns:w16sdtdh="http://schemas.microsoft.com/office/word/2020/wordml/sdtdatahash" xmlns:w16se="http://schemas.microsoft.com/office/word/2015/wordml/symex" mc:Ignorable="w14 w15 w16se w16cid w16 w16cex w16sdtdh w16du">
-  <w:font w:name="Symbol">
-    <w:panose1 w:val="05050102010706020507"/>
-    <w:charset w:val="02"/>
-    <w:family w:val="roman"/>
-    <w:pitch w:val="variable"/>
-    <w:sig w:usb0="00000000" w:usb1="10000000" w:usb2="00000000" w:usb3="00000000" w:csb0="80000000" w:csb1="00000000"/>
-  </w:font>
-  <w:font w:name="Times New Roman">
-    <w:panose1 w:val="02020603050405020304"/>
-    <w:charset w:val="00"/>
-    <w:family w:val="roman"/>
-    <w:pitch w:val="variable"/>
-    <w:sig w:usb0="E0002EFF" w:usb1="C000785B" w:usb2="00000009" w:usb3="00000000" w:csb0="000001FF" w:csb1="00000000"/>
-  </w:font>
-  <w:font w:name="Courier New">
-    <w:panose1 w:val="02070309020205020404"/>
-    <w:charset w:val="00"/>
-    <w:family w:val="modern"/>
-    <w:pitch w:val="fixed"/>
-    <w:sig w:usb0="E0002EFF" w:usb1="C0007843" w:usb2="00000009" w:usb3="00000000" w:csb0="000001FF" w:csb1="00000000"/>
-  </w:font>
-  <w:font w:name="Wingdings">
-    <w:panose1 w:val="05000000000000000000"/>
-    <w:charset w:val="02"/>
-    <w:family w:val="auto"/>
-    <w:pitch w:val="variable"/>
-    <w:sig w:usb0="00000000" w:usb1="10000000" w:usb2="00000000" w:usb3="00000000" w:csb0="80000000" w:csb1="00000000"/>
-  </w:font>
-  <w:font w:name="Calibri">
-    <w:panose1 w:val="020F0502020204030204"/>
-    <w:charset w:val="00"/>
-    <w:family w:val="swiss"/>
-    <w:pitch w:val="variable"/>
-    <w:sig w:usb0="E4002EFF" w:usb1="C200247B" w:usb2="00000009" w:usb3="00000000" w:csb0="000001FF" w:csb1="00000000"/>
-  </w:font>
-  <w:font w:name="Verdana">
-    <w:panose1 w:val="020B0604030504040204"/>
-    <w:charset w:val="00"/>
-    <w:family w:val="swiss"/>
-    <w:pitch w:val="variable"/>
-    <w:sig w:usb0="A00006FF" w:usb1="4000205B" w:usb2="00000010" w:usb3="00000000" w:csb0="0000019F" w:csb1="00000000"/>
-  </w:font>
-  <w:font w:name="Calibri Light">
-    <w:panose1 w:val="020F0302020204030204"/>
-    <w:charset w:val="00"/>
-    <w:family w:val="swiss"/>
-    <w:pitch w:val="variable"/>
-    <w:sig w:usb0="E4002EFF" w:usb1="C200247B" w:usb2="00000009" w:usb3="00000000" w:csb0="000001FF" w:csb1="00000000"/>
-  </w:font>
-</w:fonts>
-</file>
-
-<file path=word\numbering.xml><?xml version="1.0" encoding="utf-8"?>
+<file path=word/numbering.xml><?xml version="1.0" encoding="utf-8"?>
 <w:numbering xmlns:wpc="http://schemas.microsoft.com/office/word/2010/wordprocessingCanvas" xmlns:cx="http://schemas.microsoft.com/office/drawing/2014/chartex" xmlns:cx1="http://schemas.microsoft.com/office/drawing/2015/9/8/chartex" xmlns:cx2="http://schemas.microsoft.com/office/drawing/2015/10/21/chartex" xmlns:cx3="http://schemas.microsoft.com/office/drawing/2016/5/9/chartex" xmlns:cx4="http://schemas.microsoft.com/office/drawing/2016/5/10/chartex" xmlns:cx5="http://schemas.microsoft.com/office/drawing/2016/5/11/chartex" xmlns:cx6="http://schemas.microsoft.com/office/drawing/2016/5/12/chartex" xmlns:cx7="http://schemas.microsoft.com/office/drawing/2016/5/13/chartex" xmlns:cx8="http://schemas.microsoft.com/office/drawing/2016/5/14/chartex" xmlns:mc="http://schemas.openxmlformats.org/markup-compatibility/2006" xmlns:aink="http://schemas.microsoft.com/office/drawing/2016/ink" xmlns:am3d="http://schemas.microsoft.com/office/drawing/2017/model3d" xmlns:o="urn:schemas-microsoft-com:office:office" xmlns:oel="http://schemas.microsoft.com/office/2019/extlst" xmlns:r="http://schemas.openxmlformats.org/officeDocument/2006/relationships" xmlns:m="http://schemas.openxmlformats.org/officeDocument/2006/math" xmlns:v="urn:schemas-microsoft-com:vml" xmlns:wp14="http://schemas.microsoft.com/office/word/2010/wordprocessingDrawing" xmlns:wp="http://schemas.openxmlformats.org/drawingml/2006/wordprocessingDrawing" xmlns:w10="urn:schemas-microsoft-com:office:word" xmlns:w="http://schemas.openxmlformats.org/wordprocessingml/2006/main" xmlns:w14="http://schemas.microsoft.com/office/word/2010/wordml" xmlns:w15="http://schemas.microsoft.com/office/word/2012/wordml" xmlns:w16cex="http://schemas.microsoft.com/office/word/2018/wordml/cex" xmlns:w16cid="http://schemas.microsoft.com/office/word/2016/wordml/cid" xmlns:w16="http://schemas.microsoft.com/office/word/2018/wordml" xmlns:w16du="http://schemas.microsoft.com/office/word/2023/wordml/word16du" xmlns:w16sdtdh="http://schemas.microsoft.com/office/word/2020/wordml/sdtdatahash" xmlns:w16se="http://schemas.microsoft.com/office/word/2015/wordml/symex" xmlns:wpg="http://schemas.microsoft.com/office/word/2010/wordprocessingGroup" xmlns:wpi="http://schemas.microsoft.com/office/word/2010/wordprocessingInk" xmlns:wne="http://schemas.microsoft.com/office/word/2006/wordml" xmlns:wps="http://schemas.microsoft.com/office/word/2010/wordprocessingShape" mc:Ignorable="w14 w15 w16se w16cid w16 w16cex w16sdtdh w16du wp14">
   <w:abstractNum w:abstractNumId="0" w15:restartNumberingAfterBreak="0">
     <w:nsid w:val="0AF6367B"/>
@@ -2696,152 +2592,7 @@
 </w:numbering>
 </file>
 
-<file path=word\settings.xml><?xml version="1.0" encoding="utf-8"?>
-<w:settings xmlns:mc="http://schemas.openxmlformats.org/markup-compatibility/2006" xmlns:o="urn:schemas-microsoft-com:office:office" xmlns:r="http://schemas.openxmlformats.org/officeDocument/2006/relationships" xmlns:m="http://schemas.openxmlformats.org/officeDocument/2006/math" xmlns:v="urn:schemas-microsoft-com:vml" xmlns:w10="urn:schemas-microsoft-com:office:word" xmlns:w="http://schemas.openxmlformats.org/wordprocessingml/2006/main" xmlns:w14="http://schemas.microsoft.com/office/word/2010/wordml" xmlns:w15="http://schemas.microsoft.com/office/word/2012/wordml" xmlns:w16cex="http://schemas.microsoft.com/office/word/2018/wordml/cex" xmlns:w16cid="http://schemas.microsoft.com/office/word/2016/wordml/cid" xmlns:w16="http://schemas.microsoft.com/office/word/2018/wordml" xmlns:w16du="http://schemas.microsoft.com/office/word/2023/wordml/word16du" xmlns:w16sdtdh="http://schemas.microsoft.com/office/word/2020/wordml/sdtdatahash" xmlns:w16se="http://schemas.microsoft.com/office/word/2015/wordml/symex" xmlns:sl="http://schemas.openxmlformats.org/schemaLibrary/2006/main" mc:Ignorable="w14 w15 w16se w16cid w16 w16cex w16sdtdh w16du">
-  <w:view w:val="web"/>
-  <w:zoom w:percent="100"/>
-  <w:proofState w:spelling="clean" w:grammar="clean"/>
-  <w:defaultTabStop w:val="720"/>
-  <w:characterSpacingControl w:val="doNotCompress"/>
-  <w:compat>
-    <w:useFELayout/>
-    <w:compatSetting w:name="compatibilityMode" w:uri="http://schemas.microsoft.com/office/word" w:val="12"/>
-    <w:compatSetting w:name="useWord2013TrackBottomHyphenation" w:uri="http://schemas.microsoft.com/office/word" w:val="0"/>
-  </w:compat>
-  <w:rsids>
-    <w:rsidRoot w:val="00EC0D1A"/>
-    <w:rsid w:val="00033A00"/>
-    <w:rsid w:val="0003540E"/>
-    <w:rsid w:val="00062E12"/>
-    <w:rsid w:val="000664BF"/>
-    <w:rsid w:val="000C3972"/>
-    <w:rsid w:val="000D55F4"/>
-    <w:rsid w:val="000E17ED"/>
-    <w:rsid w:val="000E307E"/>
-    <w:rsid w:val="00141CF2"/>
-    <w:rsid w:val="00193001"/>
-    <w:rsid w:val="0022525E"/>
-    <w:rsid w:val="002579F5"/>
-    <w:rsid w:val="00291C0A"/>
-    <w:rsid w:val="002A1CC5"/>
-    <w:rsid w:val="002D18D3"/>
-    <w:rsid w:val="002D4620"/>
-    <w:rsid w:val="002E71C5"/>
-    <w:rsid w:val="00312EFD"/>
-    <w:rsid w:val="00361E9A"/>
-    <w:rsid w:val="00374C6E"/>
-    <w:rsid w:val="003963A3"/>
-    <w:rsid w:val="003A1F51"/>
-    <w:rsid w:val="003D2C96"/>
-    <w:rsid w:val="00406BD4"/>
-    <w:rsid w:val="00432E0D"/>
-    <w:rsid w:val="0044336E"/>
-    <w:rsid w:val="004519DB"/>
-    <w:rsid w:val="004615E3"/>
-    <w:rsid w:val="00462698"/>
-    <w:rsid w:val="00465E0E"/>
-    <w:rsid w:val="00473A68"/>
-    <w:rsid w:val="004A3F72"/>
-    <w:rsid w:val="004B0144"/>
-    <w:rsid w:val="004B5E03"/>
-    <w:rsid w:val="004F5763"/>
-    <w:rsid w:val="005127F5"/>
-    <w:rsid w:val="005976F7"/>
-    <w:rsid w:val="005D40C0"/>
-    <w:rsid w:val="005E67C4"/>
-    <w:rsid w:val="005E746B"/>
-    <w:rsid w:val="00605E97"/>
-    <w:rsid w:val="00626FDA"/>
-    <w:rsid w:val="006C30E0"/>
-    <w:rsid w:val="006F6570"/>
-    <w:rsid w:val="0071236D"/>
-    <w:rsid w:val="007253B7"/>
-    <w:rsid w:val="00772C3C"/>
-    <w:rsid w:val="00775207"/>
-    <w:rsid w:val="0078589D"/>
-    <w:rsid w:val="007C6571"/>
-    <w:rsid w:val="007E440A"/>
-    <w:rsid w:val="00827DC0"/>
-    <w:rsid w:val="00830B9D"/>
-    <w:rsid w:val="008667A8"/>
-    <w:rsid w:val="00887603"/>
-    <w:rsid w:val="008E169C"/>
-    <w:rsid w:val="008E373F"/>
-    <w:rsid w:val="008F20AB"/>
-    <w:rsid w:val="00911C03"/>
-    <w:rsid w:val="0091226E"/>
-    <w:rsid w:val="009166D2"/>
-    <w:rsid w:val="00937A9E"/>
-    <w:rsid w:val="0094746D"/>
-    <w:rsid w:val="009B4B71"/>
-    <w:rsid w:val="009B7DFE"/>
-    <w:rsid w:val="00A35CCD"/>
-    <w:rsid w:val="00A45B54"/>
-    <w:rsid w:val="00A66D93"/>
-    <w:rsid w:val="00A71C98"/>
-    <w:rsid w:val="00A83DD9"/>
-    <w:rsid w:val="00AB30F6"/>
-    <w:rsid w:val="00B36251"/>
-    <w:rsid w:val="00B45931"/>
-    <w:rsid w:val="00B5522B"/>
-    <w:rsid w:val="00BA758E"/>
-    <w:rsid w:val="00C60E32"/>
-    <w:rsid w:val="00CA574B"/>
-    <w:rsid w:val="00CB1F24"/>
-    <w:rsid w:val="00CB3D15"/>
-    <w:rsid w:val="00CF68E6"/>
-    <w:rsid w:val="00DB525F"/>
-    <w:rsid w:val="00DC5FC9"/>
-    <w:rsid w:val="00DD04D0"/>
-    <w:rsid w:val="00DF2491"/>
-    <w:rsid w:val="00E13854"/>
-    <w:rsid w:val="00E25521"/>
-    <w:rsid w:val="00E343C2"/>
-    <w:rsid w:val="00E60CDA"/>
-    <w:rsid w:val="00E64CBA"/>
-    <w:rsid w:val="00E7525B"/>
-    <w:rsid w:val="00E81711"/>
-    <w:rsid w:val="00EA595D"/>
-    <w:rsid w:val="00EB2DEB"/>
-    <w:rsid w:val="00EC0D1A"/>
-    <w:rsid w:val="00EC359C"/>
-    <w:rsid w:val="00F529EF"/>
-    <w:rsid w:val="00FA4CE7"/>
-    <w:rsid w:val="00FC4652"/>
-    <w:rsid w:val="00FE72C0"/>
-  </w:rsids>
-  <m:mathPr>
-    <m:mathFont m:val="Cambria Math"/>
-    <m:brkBin m:val="before"/>
-    <m:brkBinSub m:val="--"/>
-    <m:smallFrac m:val="0"/>
-    <m:dispDef/>
-    <m:lMargin m:val="0"/>
-    <m:rMargin m:val="0"/>
-    <m:defJc m:val="centerGroup"/>
-    <m:wrapIndent m:val="1440"/>
-    <m:intLim m:val="subSup"/>
-    <m:naryLim m:val="undOvr"/>
-  </m:mathPr>
-  <w:themeFontLang w:val="en-US"/>
-  <w:clrSchemeMapping w:bg1="light1" w:t1="dark1" w:bg2="light2" w:t2="dark2" w:accent1="accent1" w:accent2="accent2" w:accent3="accent3" w:accent4="accent4" w:accent5="accent5" w:accent6="accent6" w:hyperlink="hyperlink" w:followedHyperlink="followedHyperlink"/>
-  <w:doNotIncludeSubdocsInStats/>
-  <w:doNotAutoCompressPictures/>
-  <w:shapeDefaults>
-    <o:shapedefaults v:ext="edit" spidmax="1026"/>
-    <o:shapelayout v:ext="edit">
-      <o:idmap v:ext="edit" data="1"/>
-    </o:shapelayout>
-  </w:shapeDefaults>
-  <w:decimalSymbol w:val="."/>
-  <w:listSeparator w:val=","/>
-  <w14:docId w14:val="63EFD6EC"/>
-  <w14:defaultImageDpi w14:val="0"/>
-  <w15:docId w15:val="{524BB74F-4785-4A77-A24F-51E1F386DD49}"/>
-</w:settings>
-</file>
-
-<file path=word\styles.xml><?xml version="1.0" encoding="utf-8"?>
+<file path=word/styles.xml><?xml version="1.0" encoding="utf-8"?>
 <w:styles xmlns:mc="http://schemas.openxmlformats.org/markup-compatibility/2006" xmlns:r="http://schemas.openxmlformats.org/officeDocument/2006/relationships" xmlns:w="http://schemas.openxmlformats.org/wordprocessingml/2006/main" xmlns:w14="http://schemas.microsoft.com/office/word/2010/wordml" xmlns:w15="http://schemas.microsoft.com/office/word/2012/wordml" xmlns:w16cex="http://schemas.microsoft.com/office/word/2018/wordml/cex" xmlns:w16cid="http://schemas.microsoft.com/office/word/2016/wordml/cid" xmlns:w16="http://schemas.microsoft.com/office/word/2018/wordml" xmlns:w16du="http://schemas.microsoft.com/office/word/2023/wordml/word16du" xmlns:w16sdtdh="http://schemas.microsoft.com/office/word/2020/wordml/sdtdatahash" xmlns:w16se="http://schemas.microsoft.com/office/word/2015/wordml/symex" mc:Ignorable="w14 w15 w16se w16cid w16 w16cex w16sdtdh w16du">
   <w:docDefaults>
     <w:rPrDefault>
@@ -3958,7 +3709,7 @@
 </w:styles>
 </file>
 
-<file path=word\theme\theme1.xml><?xml version="1.0" encoding="utf-8"?>
+<file path=word/theme/theme1.xml><?xml version="1.0" encoding="utf-8"?>
 <a:theme xmlns:a="http://schemas.openxmlformats.org/drawingml/2006/main" name="Office Theme">
   <a:themeElements>
     <a:clrScheme name="Office">
@@ -4251,25 +4002,4 @@
     </a:ext>
   </a:extLst>
 </a:theme>
-</file>
-
-<file path=word\webSettings.xml><?xml version="1.0" encoding="utf-8"?>
-<w:webSettings xmlns:mc="http://schemas.openxmlformats.org/markup-compatibility/2006" xmlns:r="http://schemas.openxmlformats.org/officeDocument/2006/relationships" xmlns:w="http://schemas.openxmlformats.org/wordprocessingml/2006/main" xmlns:w14="http://schemas.microsoft.com/office/word/2010/wordml" xmlns:w15="http://schemas.microsoft.com/office/word/2012/wordml" xmlns:w16cex="http://schemas.microsoft.com/office/word/2018/wordml/cex" xmlns:w16cid="http://schemas.microsoft.com/office/word/2016/wordml/cid" xmlns:w16="http://schemas.microsoft.com/office/word/2018/wordml" xmlns:w16du="http://schemas.microsoft.com/office/word/2023/wordml/word16du" xmlns:w16sdtdh="http://schemas.microsoft.com/office/word/2020/wordml/sdtdatahash" xmlns:w16se="http://schemas.microsoft.com/office/word/2015/wordml/symex" mc:Ignorable="w14 w15 w16se w16cid w16 w16cex w16sdtdh w16du">
-  <w:divs>
-    <w:div w:id="1432820273">
-      <w:marLeft w:val="0"/>
-      <w:marRight w:val="0"/>
-      <w:marTop w:val="0"/>
-      <w:marBottom w:val="0"/>
-      <w:divBdr>
-        <w:top w:val="none" w:sz="0" w:space="0" w:color="auto"/>
-        <w:left w:val="none" w:sz="0" w:space="0" w:color="auto"/>
-        <w:bottom w:val="none" w:sz="0" w:space="0" w:color="auto"/>
-        <w:right w:val="none" w:sz="0" w:space="0" w:color="auto"/>
-      </w:divBdr>
-    </w:div>
-  </w:divs>
-  <w:optimizeForBrowser/>
-  <w:allowPNG/>
-</w:webSettings>
 </file>
--- a/JOpensim.docx
+++ b/JOpensim.docx
@@ -155,7 +155,7 @@
     </w:p>
     <w:p>
       <w:r>
-        <w:t xml:space="preserve">Click Setup-&gt;Joomla/JOpensim and click the Install Button.   </w:t>
+        <w:t xml:space="preserve">Click Setup-&gt;Settings-&gt;Install CMS, then click Joomla. On the JOpensim screen, click the Install button.   </w:t>
         <w:br/>
       </w:r>
       <w:r>
@@ -635,7 +635,7 @@
         </w:r>
       </w:hyperlink>
       <w:r>
-        <w:t>, or in Setup-&gt;Settings-&gt;Joomla/jOpensim, click the [Restore] button.</w:t>
+        <w:t>, or in Setup-&gt;Settings-&gt;Install CMS-&gt;Joomla, click the [Restore] button.</w:t>
       </w:r>
     </w:p>
     <w:p>

--- a/JOpensim.docx
+++ b/JOpensim.docx
@@ -6,30 +6,23 @@
       <w:pPr>
         <w:pStyle w:val="Heading1"/>
       </w:pPr>
-      <w:bookmarkStart w:id="0" w:name="OLE_LINK5"/>
       <w:r>
         <w:t xml:space="preserve">Installing and Running Joomla and jOpensim V4</w:t>
       </w:r>
     </w:p>
     <w:p>
-      <w:pPr>
-        <w:tabs>
-          <w:tab w:val="left" w:pos="720"/>
-        </w:tabs>
-        <w:ind w:left="720" w:right="720"/>
-      </w:pPr>
-    </w:p>
-    <w:p>
-      <w:r>
-        <w:t xml:space="preserve">Make sure Apache is enabled. See the Help file for Apache on how to enable it.  You must install the C++ Runtimes.   </w:t>
-        <w:br/>
-      </w:r>
-    </w:p>
-    <w:p>
-      <w:r>
-        <w:t xml:space="preserve">Leave the Apache Content Manager set at “Diva” to prevent redirects. When you finish with Joomla, you can enable JOpensim. This redirects all traffic to your web server to Joomla/jOpensim.</w:t>
-        <w:br/>
-        <w:t xml:space="preserve"> </w:t>
+      <w:r>
+        <w:t xml:space="preserve">Joomla is a free program for building a web site. jOpensim is an add-on for Joomla that connects your web site to your grid.</w:t>
+      </w:r>
+    </w:p>
+    <w:p>
+      <w:r>
+        <w:t xml:space="preserve">Joomla V4 and jOpensim both come with DreamGrid. You do not need to download anything.</w:t>
+      </w:r>
+    </w:p>
+    <w:p>
+      <w:r>
+        <w:t xml:space="preserve">You can have Joomla and WordPress installed at the same time. One does not turn the other off.</w:t>
       </w:r>
     </w:p>
     <w:p>
@@ -38,49 +31,38 @@
           <w:b/>
           <w:bCs/>
         </w:rPr>
-        <w:t xml:space="preserve">Note: This is Joomla + JOpensim V4, a new major version. It is a fresh install, not an in-place upgrade from the older, deprecated Joomla/JOpensim V3. The Install button below installs V4 from scratch; it will refuse to run if the JOpensim folder is not empty (for example, if an old V3 install is still there - back it up and remove it first).</w:t>
-      </w:r>
-    </w:p>
-    <w:p>
-      <w:r>
-        <w:rPr>
-          <w:noProof/>
-        </w:rPr>
-        <w:drawing>
-          <wp:inline distT="0" distB="0" distL="0" distR="0" wp14:anchorId="5E4629B3" wp14:editId="44BAA3C6">
-            <wp:extent cx="5000625" cy="2533650"/>
-            <wp:effectExtent l="0" t="0" r="9525" b="0"/>
-            <wp:docPr id="23" name="Picture 23" descr="Graphical user interface, text, application&#10;&#10;Description automatically generated"/>
-            <wp:cNvGraphicFramePr>
-              <a:graphicFrameLocks xmlns:a="http://schemas.openxmlformats.org/drawingml/2006/main" noChangeAspect="1"/>
-            </wp:cNvGraphicFramePr>
-            <a:graphic xmlns:a="http://schemas.openxmlformats.org/drawingml/2006/main">
-              <a:graphicData uri="http://schemas.openxmlformats.org/drawingml/2006/picture">
-                <pic:pic xmlns:pic="http://schemas.openxmlformats.org/drawingml/2006/picture">
-                  <pic:nvPicPr>
-                    <pic:cNvPr id="23" name="Picture 23" descr="Graphical user interface, text, application&#10;&#10;Description automatically generated"/>
-                    <pic:cNvPicPr/>
-                  </pic:nvPicPr>
-                  <pic:blipFill>
-                    <a:blip r:embed="rId5"/>
-                    <a:stretch>
-                      <a:fillRect/>
-                    </a:stretch>
-                  </pic:blipFill>
-                  <pic:spPr>
-                    <a:xfrm>
-                      <a:off x="0" y="0"/>
-                      <a:ext cx="5000625" cy="2533650"/>
-                    </a:xfrm>
-                    <a:prstGeom prst="rect">
-                      <a:avLst/>
-                    </a:prstGeom>
-                  </pic:spPr>
-                </pic:pic>
-              </a:graphicData>
-            </a:graphic>
-          </wp:inline>
-        </w:drawing>
+        <w:t xml:space="preserve">Joomla V3 is deprecated. </w:t>
+      </w:r>
+      <w:r>
+        <w:t xml:space="preserve">DreamGrid used to come with Joomla V3. If you have a Joomla V3 web site, back it up first, then update it from inside Joomla. Do not click Install. See the Help for Joomla Update for the steps.</w:t>
+      </w:r>
+    </w:p>
+    <w:p>
+      <w:r>
+        <w:t xml:space="preserve">Joomla V6 is being worked on for a future release.</w:t>
+      </w:r>
+    </w:p>
+    <w:p>
+      <w:pPr>
+        <w:pStyle w:val="Heading2"/>
+      </w:pPr>
+      <w:r>
+        <w:t xml:space="preserve">Before you start</w:t>
+      </w:r>
+    </w:p>
+    <w:p>
+      <w:r>
+        <w:t xml:space="preserve">The Apache web server must be turned on. Click Setup-&gt;Settings-&gt;Apache Webserver and tick “Enable Apache Web Server”. See the Help for Apache for more.</w:t>
+      </w:r>
+    </w:p>
+    <w:p>
+      <w:r>
+        <w:t xml:space="preserve">Leave the Content Manager set to “Enable Diva Page” while you install. You find it at Setup-&gt;Settings-&gt;Web Control Panel. You can switch it to JOpensim when you finish.</w:t>
+      </w:r>
+    </w:p>
+    <w:p>
+      <w:r>
+        <w:t xml:space="preserve">The database and Apache icons at the top of DreamGrid should both be green. If Apache is red, click Apache, then click Restart.</w:t>
       </w:r>
     </w:p>
     <w:p>
@@ -140,24 +122,18 @@
     </w:p>
     <w:p>
       <w:pPr>
-        <w:pStyle w:val="ListParagraph"/>
-        <w:tabs>
-          <w:tab w:val="left" w:pos="720"/>
-        </w:tabs>
-      </w:pPr>
-    </w:p>
-    <w:p>
-      <w:r>
-        <w:br/>
-        <w:t>Both the MySQL and Apache icons should be Green.</w:t>
-        <w:br/>
-      </w:r>
-    </w:p>
-    <w:p>
-      <w:r>
-        <w:t xml:space="preserve">Click Setup-&gt;Settings-&gt;Install CMS, then click Joomla. On the JOpensim screen, click the Install button.   </w:t>
-        <w:br/>
-      </w:r>
+        <w:pStyle w:val="Heading2"/>
+      </w:pPr>
+      <w:r>
+        <w:t xml:space="preserve">Install Joomla</w:t>
+      </w:r>
+    </w:p>
+    <w:p>
+      <w:r>
+        <w:t xml:space="preserve">1. In DreamGrid, click Setup-&gt;Settings. Click Install CMS, then click Joomla. The JOpensim screen opens.</w:t>
+      </w:r>
+    </w:p>
+    <w:p>
       <w:r>
         <w:rPr>
           <w:noProof/>
@@ -198,33 +174,153 @@
           </wp:inline>
         </w:drawing>
       </w:r>
-      <w:r>
-        <w:t xml:space="preserve">  </w:t>
-      </w:r>
-    </w:p>
-    <w:p>
-      <w:r>
-        <w:t xml:space="preserve">It will install the files </w:t>
-      </w:r>
-    </w:p>
-    <w:p>
-      <w:r>
-        <w:t xml:space="preserve">You should see the Joomla Setup Page. Fill in the Site Name, a short Description, and pick a Super User Account name and password.  Joomla is exposed to the public Internet, so be sure that you use a long and secure password that you have never used before. Write it down as you will need it often!</w:t>
-      </w:r>
-    </w:p>
-    <w:p>
-      <w:r>
-        <w:br/>
-      </w:r>
+    </w:p>
+    <w:p>
+      <w:r>
+        <w:t xml:space="preserve">2. Click Install.</w:t>
+      </w:r>
+    </w:p>
+    <w:p>
+      <w:r>
+        <w:t xml:space="preserve">3. DreamGrid asks if you wish to continue. Click Yes.</w:t>
+      </w:r>
+    </w:p>
+    <w:p>
+      <w:r>
+        <w:t xml:space="preserve">4. DreamGrid makes the Joomla database and unpacks Joomla. This Help page opens by itself.</w:t>
+      </w:r>
+    </w:p>
+    <w:p>
+      <w:r>
+        <w:t xml:space="preserve">5. Your web browser opens at the Joomla setup page.</w:t>
+      </w:r>
+    </w:p>
+    <w:p>
+      <w:r>
+        <w:t xml:space="preserve">If your web browser does not open, type this address into it: </w:t>
+      </w:r>
+      <w:hyperlink r:id="rId32" w:history="1">
+        <w:r>
+          <w:rPr>
+            <w:rStyle w:val="Hyperlink"/>
+          </w:rPr>
+          <w:t xml:space="preserve">http://127.0.0.1/JOpensim</w:t>
+        </w:r>
+      </w:hyperlink>
+    </w:p>
+    <w:p>
+      <w:r>
+        <w:t xml:space="preserve">If DreamGrid says the JOpensim folder already contains files, there is already a web site in that folder. DreamGrid will not install over it, so that nothing is lost. If it is a Joomla V3 site, see the note at the top of this page.</w:t>
+      </w:r>
+    </w:p>
+    <w:p>
+      <w:pPr>
+        <w:pStyle w:val="Heading2"/>
+      </w:pPr>
+      <w:r>
+        <w:t xml:space="preserve">Finish the setup in your web browser</w:t>
+      </w:r>
+    </w:p>
+    <w:p>
+      <w:r>
+        <w:t xml:space="preserve">1. Pick your language and type a name for your web site.</w:t>
+      </w:r>
+    </w:p>
+    <w:p>
+      <w:r>
+        <w:t xml:space="preserve">2. Type a name, a user name, a password and your email for the Super User. The Super User is the person in charge of the web site. That is you.</w:t>
+      </w:r>
+    </w:p>
+    <w:p>
+      <w:r>
+        <w:rPr>
+          <w:b/>
+          <w:bCs/>
+        </w:rPr>
+        <w:t xml:space="preserve">CAUTION: </w:t>
+      </w:r>
+      <w:r>
+        <w:t xml:space="preserve">Your web site can be seen by the whole Internet. Use a long, strong password that you have never used anywhere else. Write it down. You will need it often.</w:t>
+      </w:r>
+    </w:p>
+    <w:p>
+      <w:r>
+        <w:t xml:space="preserve">3. Joomla asks for your database details. Type these in:</w:t>
+      </w:r>
+    </w:p>
+    <w:p>
+      <w:r>
+        <w:t xml:space="preserve">- Database Type: MySQLi</w:t>
+      </w:r>
+    </w:p>
+    <w:p>
+      <w:r>
+        <w:t xml:space="preserve">- Host Name: 127.0.0.1</w:t>
+      </w:r>
+    </w:p>
+    <w:p>
+      <w:r>
+        <w:t xml:space="preserve">- Username: robustuser</w:t>
+      </w:r>
+    </w:p>
+    <w:p>
+      <w:r>
+        <w:t xml:space="preserve">- Password: robustpassword</w:t>
+      </w:r>
+    </w:p>
+    <w:p>
+      <w:r>
+        <w:t xml:space="preserve">- Database Name: Joomla</w:t>
+      </w:r>
+    </w:p>
+    <w:p>
+      <w:r>
+        <w:t xml:space="preserve">- Table Prefix: leave it as it is. Joomla picks a random one to keep your site safe.</w:t>
+      </w:r>
+    </w:p>
+    <w:p>
+      <w:r>
+        <w:t xml:space="preserve">If you changed the Robust database user name or password in DreamGrid, use yours instead.</w:t>
+      </w:r>
+    </w:p>
+    <w:p>
+      <w:r>
+        <w:t xml:space="preserve">4. Click the button to install Joomla. Joomla tells you when it is ready.</w:t>
+      </w:r>
+    </w:p>
+    <w:p>
+      <w:pPr>
+        <w:pStyle w:val="Heading2"/>
+      </w:pPr>
+      <w:r>
+        <w:t xml:space="preserve">Add jOpensim</w:t>
+      </w:r>
+    </w:p>
+    <w:p>
+      <w:r>
+        <w:t xml:space="preserve">jOpensim comes with DreamGrid, but you add it to Joomla yourself.</w:t>
+      </w:r>
+    </w:p>
+    <w:p>
+      <w:r>
+        <w:t xml:space="preserve">1. On the JOpensim screen in DreamGrid, click Update. Log in to Joomla if it asks.</w:t>
+      </w:r>
+    </w:p>
+    <w:p>
+      <w:r>
+        <w:t xml:space="preserve">2. Click “Or browse for file”.</w:t>
+      </w:r>
+    </w:p>
+    <w:p>
       <w:r>
         <w:rPr>
           <w:noProof/>
         </w:rPr>
         <w:drawing>
-          <wp:inline distT="0" distB="0" distL="0" distR="0" wp14:anchorId="4488FC21" wp14:editId="107C3B1F">
-            <wp:extent cx="5762625" cy="4721187"/>
+          <wp:inline distT="0" distB="0" distL="0" distR="0" wp14:anchorId="2E5665BE" wp14:editId="4389E6B7">
+            <wp:extent cx="3857625" cy="2857500"/>
             <wp:effectExtent l="0" t="0" r="0" b="0"/>
-            <wp:docPr id="5" name="Picture 3"/>
+            <wp:docPr id="22" name="Picture 23"/>
             <wp:cNvGraphicFramePr>
               <a:graphicFrameLocks xmlns:a="http://schemas.openxmlformats.org/drawingml/2006/main" noChangeAspect="1"/>
             </wp:cNvGraphicFramePr>
@@ -232,13 +328,13 @@
               <a:graphicData uri="http://schemas.openxmlformats.org/drawingml/2006/picture">
                 <pic:pic xmlns:pic="http://schemas.openxmlformats.org/drawingml/2006/picture">
                   <pic:nvPicPr>
-                    <pic:cNvPr id="0" name="Picture 3"/>
+                    <pic:cNvPr id="0" name="Picture 23"/>
                     <pic:cNvPicPr>
                       <a:picLocks noChangeAspect="1" noChangeArrowheads="1"/>
                     </pic:cNvPicPr>
                   </pic:nvPicPr>
                   <pic:blipFill>
-                    <a:blip r:embed="rId8">
+                    <a:blip r:embed="rId27">
                       <a:extLst>
                         <a:ext uri="{28A0092B-C50C-407E-A947-70E740481C1C}">
                           <a14:useLocalDpi xmlns:a14="http://schemas.microsoft.com/office/drawing/2010/main" val="0"/>
@@ -253,7 +349,7 @@
                   <pic:spPr bwMode="auto">
                     <a:xfrm>
                       <a:off x="0" y="0"/>
-                      <a:ext cx="5769534" cy="4726848"/>
+                      <a:ext cx="3857625" cy="2857500"/>
                     </a:xfrm>
                     <a:prstGeom prst="rect">
                       <a:avLst/>
@@ -272,109 +368,83 @@
     </w:p>
     <w:p>
       <w:r>
-        <w:t xml:space="preserve"> Press Next</w:t>
-      </w:r>
-    </w:p>
-    <w:p>
-      <w:pPr>
-        <w:pStyle w:val="ListParagraph"/>
-        <w:numPr>
-          <w:ilvl w:val="0"/>
-          <w:numId w:val="7"/>
-        </w:numPr>
-      </w:pPr>
-      <w:r>
-        <w:t xml:space="preserve">Fill in the Host name as </w:t>
-      </w:r>
-      <w:r>
-        <w:rPr>
-          <w:b/>
-          <w:bCs/>
-        </w:rPr>
-        <w:t>127.0.0.1</w:t>
-      </w:r>
-    </w:p>
-    <w:p>
-      <w:pPr>
-        <w:pStyle w:val="ListParagraph"/>
-        <w:numPr>
-          <w:ilvl w:val="0"/>
-          <w:numId w:val="7"/>
-        </w:numPr>
-      </w:pPr>
-      <w:r>
-        <w:t xml:space="preserve">Database name as </w:t>
-      </w:r>
-      <w:r>
-        <w:rPr>
-          <w:b/>
-          <w:bCs/>
-        </w:rPr>
-        <w:t>Joomla</w:t>
-      </w:r>
-      <w:r>
-        <w:t xml:space="preserve"> </w:t>
-      </w:r>
-    </w:p>
-    <w:p>
-      <w:pPr>
-        <w:pStyle w:val="ListParagraph"/>
-        <w:numPr>
-          <w:ilvl w:val="0"/>
-          <w:numId w:val="7"/>
-        </w:numPr>
-      </w:pPr>
-      <w:r>
-        <w:t xml:space="preserve">Username should be </w:t>
-      </w:r>
-      <w:r>
-        <w:rPr>
-          <w:b/>
-          <w:bCs/>
-        </w:rPr>
-        <w:t>robustuser</w:t>
-      </w:r>
-      <w:r>
-        <w:t xml:space="preserve"> </w:t>
-      </w:r>
-    </w:p>
-    <w:p>
-      <w:pPr>
-        <w:pStyle w:val="ListParagraph"/>
-        <w:numPr>
-          <w:ilvl w:val="0"/>
-          <w:numId w:val="7"/>
-        </w:numPr>
-      </w:pPr>
-      <w:r>
-        <w:t xml:space="preserve">Password should be </w:t>
-      </w:r>
-      <w:r>
-        <w:rPr>
-          <w:b/>
-          <w:bCs/>
-        </w:rPr>
-        <w:t>robustpassword</w:t>
-      </w:r>
-      <w:r>
-        <w:t>.</w:t>
-      </w:r>
-    </w:p>
-    <w:p>
-      <w:r>
-        <w:br/>
-        <w:br/>
-      </w:r>
+        <w:t xml:space="preserve">3. Go to the OutworldzFiles\jOpensim_Files folder inside your DreamGrid folder. Pick the file whose name starts with “JOpen”.</w:t>
+      </w:r>
+    </w:p>
+    <w:p>
+      <w:r>
+        <w:t xml:space="preserve">Joomla adds jOpensim and all of its parts in one go. There is no need to unzip the file first.</w:t>
+      </w:r>
+    </w:p>
+    <w:p>
+      <w:pPr>
+        <w:pStyle w:val="Heading2"/>
+      </w:pPr>
+      <w:r>
+        <w:t xml:space="preserve">Make Joomla your home page</w:t>
+      </w:r>
+    </w:p>
+    <w:p>
+      <w:r>
+        <w:t xml:space="preserve">Do this after Joomla and jOpensim are installed. DreamGrid will not let you pick JOpensim before then.</w:t>
+      </w:r>
+    </w:p>
+    <w:p>
+      <w:r>
+        <w:t xml:space="preserve">1. Click Setup-&gt;Settings-&gt;Web Control Panel.</w:t>
+      </w:r>
+    </w:p>
+    <w:p>
+      <w:r>
+        <w:t xml:space="preserve">2. In the Content Manager box, pick JOpensim.</w:t>
+      </w:r>
+    </w:p>
+    <w:p>
+      <w:r>
+        <w:t xml:space="preserve">3. Restart Apache. Click Apache at the top of DreamGrid, then click Restart.</w:t>
+      </w:r>
+    </w:p>
+    <w:p>
+      <w:r>
+        <w:t xml:space="preserve">People who visit your web address now see your Joomla site. To go back, pick “Enable Diva Page”.</w:t>
+      </w:r>
+    </w:p>
+    <w:p>
+      <w:pPr>
+        <w:pStyle w:val="Heading2"/>
+      </w:pPr>
+      <w:r>
+        <w:t xml:space="preserve">Edits</w:t>
+      </w:r>
+    </w:p>
+    <w:p>
+      <w:r>
+        <w:t xml:space="preserve">Joomla will need some edits to match your preferences. Click the Administer button and log in with your Super User name and password.</w:t>
+      </w:r>
+    </w:p>
+    <w:p>
+      <w:pPr>
+        <w:pStyle w:val="Heading2"/>
+      </w:pPr>
+      <w:r>
+        <w:t xml:space="preserve">Important Group Setting</w:t>
+      </w:r>
+    </w:p>
+    <w:p>
+      <w:r>
+        <w:t xml:space="preserve">In Joomla, go to System-&gt;Global Configuration-&gt;JOpensim. In the Groups tab, set both Group keys to the password shown in DreamGrid at Setup-&gt;Settings-&gt;Hypergrid DNS Name.</w:t>
+      </w:r>
+    </w:p>
+    <w:p>
       <w:r>
         <w:rPr>
           <w:noProof/>
         </w:rPr>
-        <w:t xml:space="preserve"> </w:t>
         <w:drawing>
-          <wp:inline distT="0" distB="0" distL="0" distR="0" wp14:anchorId="088D86A4" wp14:editId="3873040A">
-            <wp:extent cx="4067175" cy="3143250"/>
+          <wp:inline distT="0" distB="0" distL="0" distR="0" wp14:anchorId="1D5062FE" wp14:editId="309925E6">
+            <wp:extent cx="4257675" cy="2600325"/>
             <wp:effectExtent l="0" t="0" r="0" b="0"/>
-            <wp:docPr id="6" name="Picture 22"/>
+            <wp:docPr id="1701391891" name="Picture 2"/>
             <wp:cNvGraphicFramePr>
               <a:graphicFrameLocks xmlns:a="http://schemas.openxmlformats.org/drawingml/2006/main" noChangeAspect="1"/>
             </wp:cNvGraphicFramePr>
@@ -382,13 +452,13 @@
               <a:graphicData uri="http://schemas.openxmlformats.org/drawingml/2006/picture">
                 <pic:pic xmlns:pic="http://schemas.openxmlformats.org/drawingml/2006/picture">
                   <pic:nvPicPr>
-                    <pic:cNvPr id="0" name="Picture 22"/>
+                    <pic:cNvPr id="0" name="Picture 3"/>
                     <pic:cNvPicPr>
                       <a:picLocks noChangeAspect="1" noChangeArrowheads="1"/>
                     </pic:cNvPicPr>
                   </pic:nvPicPr>
                   <pic:blipFill>
-                    <a:blip r:embed="rId9">
+                    <a:blip r:embed="rId25">
                       <a:extLst>
                         <a:ext uri="{28A0092B-C50C-407E-A947-70E740481C1C}">
                           <a14:useLocalDpi xmlns:a14="http://schemas.microsoft.com/office/drawing/2010/main" val="0"/>
@@ -403,7 +473,7 @@
                   <pic:spPr bwMode="auto">
                     <a:xfrm>
                       <a:off x="0" y="0"/>
-                      <a:ext cx="4067175" cy="3143250"/>
+                      <a:ext cx="4257675" cy="2600325"/>
                     </a:xfrm>
                     <a:prstGeom prst="rect">
                       <a:avLst/>
@@ -420,28 +490,39 @@
         </w:drawing>
       </w:r>
     </w:p>
-    <w:p/>
-    <w:p>
-      <w:r>
-        <w:t xml:space="preserve">Press Next </w:t>
-        <w:br/>
-        <w:br/>
-        <w:t>Verify that there are no errors</w:t>
-      </w:r>
-    </w:p>
-    <w:p>
-      <w:r>
-        <w:br/>
-      </w:r>
+    <w:p>
+      <w:pPr>
+        <w:pStyle w:val="Heading2"/>
+      </w:pPr>
+      <w:r>
+        <w:t xml:space="preserve">Backups</w:t>
+      </w:r>
+    </w:p>
+    <w:p>
+      <w:r>
+        <w:t xml:space="preserve">You back up Joomla and jOpensim with Akeeba Backup, which runs inside Joomla.</w:t>
+      </w:r>
+    </w:p>
+    <w:p>
+      <w:r>
+        <w:t xml:space="preserve">1. On the JOpensim screen in DreamGrid, click Backup. Log in to Joomla if it asks.</w:t>
+      </w:r>
+    </w:p>
+    <w:p>
+      <w:r>
+        <w:t xml:space="preserve">2. Click “Full Backup”.</w:t>
+      </w:r>
+    </w:p>
+    <w:p>
       <w:r>
         <w:rPr>
           <w:noProof/>
         </w:rPr>
         <w:drawing>
-          <wp:inline distT="0" distB="0" distL="0" distR="0" wp14:anchorId="2F6ED1E5" wp14:editId="49770500">
-            <wp:extent cx="4105275" cy="3124200"/>
+          <wp:inline distT="0" distB="0" distL="0" distR="0" wp14:anchorId="56D8DADA" wp14:editId="5850C9B1">
+            <wp:extent cx="3600450" cy="2543175"/>
             <wp:effectExtent l="0" t="0" r="0" b="0"/>
-            <wp:docPr id="7" name="Picture 23"/>
+            <wp:docPr id="21" name="Picture 18"/>
             <wp:cNvGraphicFramePr>
               <a:graphicFrameLocks xmlns:a="http://schemas.openxmlformats.org/drawingml/2006/main" noChangeAspect="1"/>
             </wp:cNvGraphicFramePr>
@@ -449,13 +530,13 @@
               <a:graphicData uri="http://schemas.openxmlformats.org/drawingml/2006/picture">
                 <pic:pic xmlns:pic="http://schemas.openxmlformats.org/drawingml/2006/picture">
                   <pic:nvPicPr>
-                    <pic:cNvPr id="0" name="Picture 23"/>
+                    <pic:cNvPr id="0" name="Picture 18"/>
                     <pic:cNvPicPr>
                       <a:picLocks noChangeAspect="1" noChangeArrowheads="1"/>
                     </pic:cNvPicPr>
                   </pic:nvPicPr>
                   <pic:blipFill>
-                    <a:blip r:embed="rId10">
+                    <a:blip r:embed="rId26">
                       <a:extLst>
                         <a:ext uri="{28A0092B-C50C-407E-A947-70E740481C1C}">
                           <a14:useLocalDpi xmlns:a14="http://schemas.microsoft.com/office/drawing/2010/main" val="0"/>
@@ -470,7 +551,7 @@
                   <pic:spPr bwMode="auto">
                     <a:xfrm>
                       <a:off x="0" y="0"/>
-                      <a:ext cx="4105275" cy="3124200"/>
+                      <a:ext cx="3600450" cy="2543175"/>
                     </a:xfrm>
                     <a:prstGeom prst="rect">
                       <a:avLst/>
@@ -485,172 +566,37 @@
             </a:graphic>
           </wp:inline>
         </w:drawing>
-        <w:t xml:space="preserve"> </w:t>
-      </w:r>
-      <w:r>
-        <w:br/>
-      </w:r>
-    </w:p>
-    <w:p>
-      <w:r>
-        <w:t xml:space="preserve"> Press Install</w:t>
-        <w:br/>
-        <w:br/>
-      </w:r>
-      <w:r>
-        <w:rPr>
-          <w:noProof/>
-        </w:rPr>
-        <w:drawing>
-          <wp:inline distT="0" distB="0" distL="0" distR="0" wp14:anchorId="76079D6D" wp14:editId="1D2F42EE">
-            <wp:extent cx="3686175" cy="2676525"/>
-            <wp:effectExtent l="0" t="0" r="0" b="0"/>
-            <wp:docPr id="8" name="Picture 7"/>
-            <wp:cNvGraphicFramePr>
-              <a:graphicFrameLocks xmlns:a="http://schemas.openxmlformats.org/drawingml/2006/main" noChangeAspect="1"/>
-            </wp:cNvGraphicFramePr>
-            <a:graphic xmlns:a="http://schemas.openxmlformats.org/drawingml/2006/main">
-              <a:graphicData uri="http://schemas.openxmlformats.org/drawingml/2006/picture">
-                <pic:pic xmlns:pic="http://schemas.openxmlformats.org/drawingml/2006/picture">
-                  <pic:nvPicPr>
-                    <pic:cNvPr id="0" name="Picture 7"/>
-                    <pic:cNvPicPr>
-                      <a:picLocks noChangeAspect="1" noChangeArrowheads="1"/>
-                    </pic:cNvPicPr>
-                  </pic:nvPicPr>
-                  <pic:blipFill>
-                    <a:blip r:embed="rId11">
-                      <a:extLst>
-                        <a:ext uri="{28A0092B-C50C-407E-A947-70E740481C1C}">
-                          <a14:useLocalDpi xmlns:a14="http://schemas.microsoft.com/office/drawing/2010/main" val="0"/>
-                        </a:ext>
-                      </a:extLst>
-                    </a:blip>
-                    <a:srcRect/>
-                    <a:stretch>
-                      <a:fillRect/>
-                    </a:stretch>
-                  </pic:blipFill>
-                  <pic:spPr bwMode="auto">
-                    <a:xfrm>
-                      <a:off x="0" y="0"/>
-                      <a:ext cx="3686175" cy="2676525"/>
-                    </a:xfrm>
-                    <a:prstGeom prst="rect">
-                      <a:avLst/>
-                    </a:prstGeom>
-                    <a:noFill/>
-                    <a:ln>
-                      <a:noFill/>
-                    </a:ln>
-                  </pic:spPr>
-                </pic:pic>
-              </a:graphicData>
-            </a:graphic>
-          </wp:inline>
-        </w:drawing>
-      </w:r>
-    </w:p>
-    <w:p>
-      <w:r>
-        <w:t xml:space="preserve">Click    </w:t>
-      </w:r>
-      <w:r>
-        <w:rPr>
-          <w:noProof/>
-        </w:rPr>
-        <w:drawing>
-          <wp:inline distT="0" distB="0" distL="0" distR="0" wp14:anchorId="39276054" wp14:editId="36A75560">
-            <wp:extent cx="1219200" cy="228600"/>
-            <wp:effectExtent l="0" t="0" r="0" b="0"/>
-            <wp:docPr id="9" name="Picture 8"/>
-            <wp:cNvGraphicFramePr>
-              <a:graphicFrameLocks xmlns:a="http://schemas.openxmlformats.org/drawingml/2006/main" noChangeAspect="1"/>
-            </wp:cNvGraphicFramePr>
-            <a:graphic xmlns:a="http://schemas.openxmlformats.org/drawingml/2006/main">
-              <a:graphicData uri="http://schemas.openxmlformats.org/drawingml/2006/picture">
-                <pic:pic xmlns:pic="http://schemas.openxmlformats.org/drawingml/2006/picture">
-                  <pic:nvPicPr>
-                    <pic:cNvPr id="0" name="Picture 8"/>
-                    <pic:cNvPicPr>
-                      <a:picLocks noChangeAspect="1" noChangeArrowheads="1"/>
-                    </pic:cNvPicPr>
-                  </pic:nvPicPr>
-                  <pic:blipFill>
-                    <a:blip r:embed="rId12">
-                      <a:extLst>
-                        <a:ext uri="{28A0092B-C50C-407E-A947-70E740481C1C}">
-                          <a14:useLocalDpi xmlns:a14="http://schemas.microsoft.com/office/drawing/2010/main" val="0"/>
-                        </a:ext>
-                      </a:extLst>
-                    </a:blip>
-                    <a:srcRect/>
-                    <a:stretch>
-                      <a:fillRect/>
-                    </a:stretch>
-                  </pic:blipFill>
-                  <pic:spPr bwMode="auto">
-                    <a:xfrm>
-                      <a:off x="0" y="0"/>
-                      <a:ext cx="1219200" cy="228600"/>
-                    </a:xfrm>
-                    <a:prstGeom prst="rect">
-                      <a:avLst/>
-                    </a:prstGeom>
-                    <a:noFill/>
-                    <a:ln>
-                      <a:noFill/>
-                    </a:ln>
-                  </pic:spPr>
-                </pic:pic>
-              </a:graphicData>
-            </a:graphic>
-          </wp:inline>
-        </w:drawing>
-      </w:r>
-      <w:r>
-        <w:t xml:space="preserve"> </w:t>
-      </w:r>
-    </w:p>
-    <w:p/>
+      </w:r>
+    </w:p>
     <w:p>
       <w:pPr>
         <w:pStyle w:val="Heading2"/>
       </w:pPr>
       <w:r>
-        <w:t>Restore data</w:t>
-      </w:r>
-    </w:p>
-    <w:p/>
-    <w:p>
-      <w:r>
-        <w:t xml:space="preserve">In your web browser go to </w:t>
+        <w:t xml:space="preserve">Restore from a backup</w:t>
+      </w:r>
+    </w:p>
+    <w:p>
+      <w:r>
+        <w:t xml:space="preserve">1. On the JOpensim screen in DreamGrid, click Restore From Backup. Kickstart opens in your web browser. You can also go to </w:t>
       </w:r>
       <w:hyperlink r:id="rId13" w:history="1">
         <w:r>
           <w:rPr>
             <w:rStyle w:val="Hyperlink"/>
           </w:rPr>
-          <w:t>http://127.0.0.1/JOpensim/kickstart.php</w:t>
+          <w:t xml:space="preserve">http://127.0.0.1/JOpensim/kickstart.php</w:t>
         </w:r>
       </w:hyperlink>
-      <w:r>
-        <w:t>, or in Setup-&gt;Settings-&gt;Install CMS-&gt;Joomla, click the [Restore] button.</w:t>
-      </w:r>
-    </w:p>
-    <w:p>
-      <w:r>
-        <w:t xml:space="preserve">Press &lt;esc&gt; key to close the warning screen.</w:t>
-      </w:r>
-    </w:p>
-    <w:p>
-      <w:r>
-        <w:t xml:space="preserve">Select the latest backup jOpensimBackupV{X}.jpa. </w:t>
-      </w:r>
-    </w:p>
-    <w:p>
-      <w:r>
-        <w:t xml:space="preserve">If it is blank or cannot be found, look in \OutworldzFiles\jOpensim_Files for the .jpa file and copy/paste it into the field.</w:t>
+    </w:p>
+    <w:p>
+      <w:r>
+        <w:t xml:space="preserve">2. Press the Esc key to close the warning screen.</w:t>
+      </w:r>
+    </w:p>
+    <w:p>
+      <w:r>
+        <w:t xml:space="preserve">3. Pick your latest backup. Its name ends in .jpa.</w:t>
       </w:r>
     </w:p>
     <w:p>
@@ -659,20 +605,13 @@
           <w:b/>
           <w:bCs/>
         </w:rPr>
-        <w:t xml:space="preserve">CAUTION:  There is NO PASSWORD. </w:t>
-      </w:r>
-      <w:r>
-        <w:rPr>
-          <w:b/>
-          <w:bCs/>
-          <w:u w:val="single"/>
-        </w:rPr>
-        <w:t>If your browser adds one, please blank it out or the setup will fail.</w:t>
-        <w:br/>
-      </w:r>
-      <w:r>
-        <w:br/>
-      </w:r>
+        <w:t xml:space="preserve">CAUTION: </w:t>
+      </w:r>
+      <w:r>
+        <w:t xml:space="preserve">There is NO PASSWORD. If your web browser adds one, blank it out or the restore will fail.</w:t>
+      </w:r>
+    </w:p>
+    <w:p>
       <w:r>
         <w:rPr>
           <w:noProof/>
@@ -726,15 +665,13 @@
           </wp:inline>
         </w:drawing>
       </w:r>
-      <w:r>
-        <w:br/>
-      </w:r>
-    </w:p>
-    <w:p>
-      <w:r>
-        <w:t xml:space="preserve">Click Start.  It will show it is extracting. </w:t>
-        <w:br/>
-      </w:r>
+    </w:p>
+    <w:p>
+      <w:r>
+        <w:t xml:space="preserve">4. Click Start. It shows that it is extracting.</w:t>
+      </w:r>
+    </w:p>
+    <w:p>
       <w:r>
         <w:rPr>
           <w:noProof/>
@@ -791,9 +728,10 @@
     </w:p>
     <w:p>
       <w:r>
-        <w:t xml:space="preserve"> Click Run the Installer</w:t>
-        <w:br/>
-      </w:r>
+        <w:t xml:space="preserve">5. Click Run the Installer.</w:t>
+      </w:r>
+    </w:p>
+    <w:p>
       <w:r>
         <w:rPr>
           <w:noProof/>
@@ -847,12 +785,13 @@
           </wp:inline>
         </w:drawing>
       </w:r>
-      <w:r>
-        <w:br/>
-        <w:t>Press Next at Upper Right</w:t>
-        <w:br/>
-        <w:br/>
-      </w:r>
+    </w:p>
+    <w:p>
+      <w:r>
+        <w:t xml:space="preserve">6. Press Next at the upper right.</w:t>
+      </w:r>
+    </w:p>
+    <w:p>
       <w:r>
         <w:rPr>
           <w:noProof/>
@@ -907,94 +846,37 @@
         </w:drawing>
       </w:r>
     </w:p>
-    <w:p/>
-    <w:p>
-      <w:r>
-        <w:t>Fill in the values:</w:t>
-      </w:r>
-    </w:p>
-    <w:p>
-      <w:pPr>
-        <w:pStyle w:val="ListParagraph"/>
-        <w:numPr>
-          <w:ilvl w:val="0"/>
-          <w:numId w:val="6"/>
-        </w:numPr>
-      </w:pPr>
-      <w:r>
-        <w:t xml:space="preserve">Database Host is </w:t>
-      </w:r>
-      <w:r>
-        <w:rPr>
-          <w:b/>
-          <w:bCs/>
-        </w:rPr>
-        <w:t>127.0.0.1</w:t>
-      </w:r>
-    </w:p>
-    <w:p>
-      <w:pPr>
-        <w:pStyle w:val="ListParagraph"/>
-        <w:numPr>
-          <w:ilvl w:val="0"/>
-          <w:numId w:val="6"/>
-        </w:numPr>
-      </w:pPr>
-      <w:r>
-        <w:t xml:space="preserve">User name is </w:t>
-      </w:r>
-      <w:r>
-        <w:rPr>
-          <w:b/>
-          <w:bCs/>
-        </w:rPr>
-        <w:t>robustuser</w:t>
-      </w:r>
-    </w:p>
-    <w:p>
-      <w:pPr>
-        <w:pStyle w:val="ListParagraph"/>
-        <w:numPr>
-          <w:ilvl w:val="0"/>
-          <w:numId w:val="6"/>
-        </w:numPr>
-      </w:pPr>
-      <w:r>
-        <w:t xml:space="preserve">Password is </w:t>
-      </w:r>
-      <w:r>
-        <w:rPr>
-          <w:b/>
-          <w:bCs/>
-        </w:rPr>
-        <w:t>robustpassword</w:t>
-      </w:r>
-    </w:p>
-    <w:p>
-      <w:pPr>
-        <w:pStyle w:val="ListParagraph"/>
-        <w:numPr>
-          <w:ilvl w:val="0"/>
-          <w:numId w:val="6"/>
-        </w:numPr>
-      </w:pPr>
-      <w:r>
-        <w:t xml:space="preserve">Database name is </w:t>
-      </w:r>
-      <w:r>
-        <w:rPr>
-          <w:b/>
-          <w:bCs/>
-        </w:rPr>
-        <w:t>Joomla</w:t>
-      </w:r>
-    </w:p>
-    <w:p>
-      <w:r>
-        <w:t xml:space="preserve">Leave the table prefix alone, as the name is assigned randomly for security.</w:t>
-        <w:br/>
-        <w:br/>
-      </w:r>
+    <w:p>
+      <w:r>
+        <w:t xml:space="preserve">7. Fill in the values:</w:t>
+      </w:r>
+    </w:p>
+    <w:p>
+      <w:r>
+        <w:t xml:space="preserve">- Database server host name: 127.0.0.1</w:t>
+      </w:r>
+    </w:p>
+    <w:p>
+      <w:r>
+        <w:t xml:space="preserve">- User name: robustuser</w:t>
+      </w:r>
+    </w:p>
+    <w:p>
+      <w:r>
+        <w:t xml:space="preserve">- Password: robustpassword</w:t>
+      </w:r>
+    </w:p>
+    <w:p>
+      <w:r>
+        <w:t xml:space="preserve">- Database name: Joomla</w:t>
+      </w:r>
+    </w:p>
+    <w:p>
+      <w:r>
+        <w:t xml:space="preserve">- Database table name prefix: leave it as it is. The name is picked at random to keep your site safe.</w:t>
+      </w:r>
+    </w:p>
+    <w:p>
       <w:r>
         <w:rPr>
           <w:noProof/>
@@ -1048,17 +930,18 @@
           </wp:inline>
         </w:drawing>
       </w:r>
-      <w:r>
-        <w:br/>
-        <w:t xml:space="preserve"> </w:t>
-      </w:r>
-    </w:p>
-    <w:p>
-      <w:r>
-        <w:t xml:space="preserve"> Click Next at the top right</w:t>
-        <w:br/>
-        <w:br/>
-      </w:r>
+    </w:p>
+    <w:p>
+      <w:r>
+        <w:t xml:space="preserve">If you changed the Robust database user name or password in DreamGrid, use yours instead.</w:t>
+      </w:r>
+    </w:p>
+    <w:p>
+      <w:r>
+        <w:t xml:space="preserve">8. Click Next at the top right.</w:t>
+      </w:r>
+    </w:p>
+    <w:p>
       <w:r>
         <w:rPr>
           <w:noProof/>
@@ -1112,15 +995,13 @@
           </wp:inline>
         </w:drawing>
       </w:r>
-      <w:r>
-        <w:br/>
-      </w:r>
-    </w:p>
-    <w:p>
-      <w:r>
-        <w:t xml:space="preserve"> Fill in the upper part and leave the ‘Live Site URL’ blank.</w:t>
-        <w:br/>
-      </w:r>
+    </w:p>
+    <w:p>
+      <w:r>
+        <w:t xml:space="preserve">9. Fill in the upper part. Leave “Live Site URL” blank.</w:t>
+      </w:r>
+    </w:p>
+    <w:p>
       <w:r>
         <w:rPr>
           <w:noProof/>
@@ -1174,16 +1055,13 @@
           </wp:inline>
         </w:drawing>
       </w:r>
-      <w:r>
-        <w:br/>
-      </w:r>
-    </w:p>
-    <w:p>
-      <w:r>
-        <w:t xml:space="preserve">Fill in the bottom part with your Desired Super User Password. You need to remember this! The login id will be Admin with this password, not the prior one you used!</w:t>
-        <w:br/>
-        <w:br/>
-      </w:r>
+    </w:p>
+    <w:p>
+      <w:r>
+        <w:t xml:space="preserve">10. Fill in the bottom part with the Super User password you want. You need to remember this! You log in with this password from now on, not the one you used before.</w:t>
+      </w:r>
+    </w:p>
+    <w:p>
       <w:r>
         <w:rPr>
           <w:noProof/>
@@ -1237,34 +1115,19 @@
           </wp:inline>
         </w:drawing>
       </w:r>
-      <w:r>
-        <w:br/>
-      </w:r>
-    </w:p>
-    <w:p>
-      <w:r>
-        <w:t>Press Next at Upper right</w:t>
-        <w:br/>
-      </w:r>
-    </w:p>
-    <w:p>
-      <w:r>
-        <w:br w:type="page"/>
-      </w:r>
-    </w:p>
-    <w:p>
-      <w:r>
-        <w:t>Close this window to return to Kickstart. Click the </w:t>
-      </w:r>
+    </w:p>
+    <w:p>
+      <w:r>
+        <w:t xml:space="preserve">11. Press Next at the upper right.</w:t>
+      </w:r>
+    </w:p>
+    <w:p>
       <w:r>
         <w:rPr>
           <w:b/>
           <w:bCs/>
         </w:rPr>
-        <w:t>Clean Up</w:t>
-      </w:r>
-      <w:r>
-        <w:t> button to start using your restored site.</w:t>
+        <w:t xml:space="preserve">12. Close this window to go back to Kickstart. Click the Clean Up button to start using your restored site.</w:t>
       </w:r>
     </w:p>
     <w:p>
@@ -1322,448 +1185,117 @@
         </w:drawing>
       </w:r>
     </w:p>
-    <w:p/>
     <w:p>
       <w:pPr>
         <w:pStyle w:val="Heading2"/>
       </w:pPr>
       <w:r>
-        <w:t>Edits</w:t>
-      </w:r>
-    </w:p>
-    <w:p>
-      <w:r>
-        <w:t xml:space="preserve">Joomla will require some edits to match your preferences.  </w:t>
-        <w:br/>
-        <w:br/>
-        <w:t>Click the Administer button to log in as “Admin” with your Super User password.</w:t>
-        <w:br/>
-      </w:r>
-    </w:p>
-    <w:p>
-      <w:r>
-        <w:rPr>
-          <w:noProof/>
-        </w:rPr>
-        <w:drawing>
-          <wp:inline distT="0" distB="0" distL="0" distR="0" wp14:anchorId="79DE095A" wp14:editId="5619A8B8">
-            <wp:extent cx="1495425" cy="1771650"/>
-            <wp:effectExtent l="0" t="0" r="0" b="0"/>
-            <wp:docPr id="19" name="Picture 19"/>
-            <wp:cNvGraphicFramePr>
-              <a:graphicFrameLocks xmlns:a="http://schemas.openxmlformats.org/drawingml/2006/main" noChangeAspect="1"/>
-            </wp:cNvGraphicFramePr>
-            <a:graphic xmlns:a="http://schemas.openxmlformats.org/drawingml/2006/main">
-              <a:graphicData uri="http://schemas.openxmlformats.org/drawingml/2006/picture">
-                <pic:pic xmlns:pic="http://schemas.openxmlformats.org/drawingml/2006/picture">
-                  <pic:nvPicPr>
-                    <pic:cNvPr id="0" name="Picture 19"/>
-                    <pic:cNvPicPr>
-                      <a:picLocks noChangeAspect="1" noChangeArrowheads="1"/>
-                    </pic:cNvPicPr>
-                  </pic:nvPicPr>
-                  <pic:blipFill>
-                    <a:blip r:embed="rId23">
-                      <a:extLst>
-                        <a:ext uri="{28A0092B-C50C-407E-A947-70E740481C1C}">
-                          <a14:useLocalDpi xmlns:a14="http://schemas.microsoft.com/office/drawing/2010/main" val="0"/>
-                        </a:ext>
-                      </a:extLst>
-                    </a:blip>
-                    <a:srcRect/>
-                    <a:stretch>
-                      <a:fillRect/>
-                    </a:stretch>
-                  </pic:blipFill>
-                  <pic:spPr bwMode="auto">
-                    <a:xfrm>
-                      <a:off x="0" y="0"/>
-                      <a:ext cx="1495425" cy="1771650"/>
-                    </a:xfrm>
-                    <a:prstGeom prst="rect">
-                      <a:avLst/>
-                    </a:prstGeom>
-                    <a:noFill/>
-                    <a:ln>
-                      <a:noFill/>
-                    </a:ln>
-                  </pic:spPr>
-                </pic:pic>
-              </a:graphicData>
-            </a:graphic>
-          </wp:inline>
-        </w:drawing>
-      </w:r>
-    </w:p>
-    <w:p/>
-    <w:p/>
-    <w:p>
-      <w:r>
-        <w:rPr>
-          <w:noProof/>
-        </w:rPr>
-        <w:drawing>
-          <wp:inline distT="0" distB="0" distL="0" distR="0" wp14:anchorId="316A91C2" wp14:editId="60667D11">
-            <wp:extent cx="1524000" cy="1362075"/>
-            <wp:effectExtent l="0" t="0" r="0" b="0"/>
-            <wp:docPr id="20" name="Picture 17"/>
-            <wp:cNvGraphicFramePr>
-              <a:graphicFrameLocks xmlns:a="http://schemas.openxmlformats.org/drawingml/2006/main" noChangeAspect="1"/>
-            </wp:cNvGraphicFramePr>
-            <a:graphic xmlns:a="http://schemas.openxmlformats.org/drawingml/2006/main">
-              <a:graphicData uri="http://schemas.openxmlformats.org/drawingml/2006/picture">
-                <pic:pic xmlns:pic="http://schemas.openxmlformats.org/drawingml/2006/picture">
-                  <pic:nvPicPr>
-                    <pic:cNvPr id="0" name="Picture 17"/>
-                    <pic:cNvPicPr>
-                      <a:picLocks noChangeAspect="1" noChangeArrowheads="1"/>
-                    </pic:cNvPicPr>
-                  </pic:nvPicPr>
-                  <pic:blipFill>
-                    <a:blip r:embed="rId24">
-                      <a:extLst>
-                        <a:ext uri="{28A0092B-C50C-407E-A947-70E740481C1C}">
-                          <a14:useLocalDpi xmlns:a14="http://schemas.microsoft.com/office/drawing/2010/main" val="0"/>
-                        </a:ext>
-                      </a:extLst>
-                    </a:blip>
-                    <a:srcRect/>
-                    <a:stretch>
-                      <a:fillRect/>
-                    </a:stretch>
-                  </pic:blipFill>
-                  <pic:spPr bwMode="auto">
-                    <a:xfrm>
-                      <a:off x="0" y="0"/>
-                      <a:ext cx="1524000" cy="1362075"/>
-                    </a:xfrm>
-                    <a:prstGeom prst="rect">
-                      <a:avLst/>
-                    </a:prstGeom>
-                    <a:noFill/>
-                    <a:ln>
-                      <a:noFill/>
-                    </a:ln>
-                  </pic:spPr>
-                </pic:pic>
-              </a:graphicData>
-            </a:graphic>
-          </wp:inline>
-        </w:drawing>
+        <w:t xml:space="preserve">Update</w:t>
+      </w:r>
+    </w:p>
+    <w:p>
+      <w:r>
+        <w:t xml:space="preserve">To update jOpensim later, follow the steps in “Add jOpensim” again. See the Help for Joomla Update.</w:t>
       </w:r>
     </w:p>
     <w:p>
       <w:pPr>
         <w:pStyle w:val="Heading2"/>
+      </w:pPr>
+      <w:r>
+        <w:t xml:space="preserve">The JOpensim screen in DreamGrid</w:t>
+      </w:r>
+    </w:p>
+    <w:p>
+      <w:r>
+        <w:t xml:space="preserve">To open it, click Setup-&gt;Settings, click Install CMS, then click Joomla. It has these buttons:</w:t>
+      </w:r>
+    </w:p>
+    <w:p>
+      <w:r>
+        <w:t xml:space="preserve">- Install: installs Joomla V4 as a new web site. It only works while Joomla is not installed.</w:t>
+      </w:r>
+    </w:p>
+    <w:p>
+      <w:r>
+        <w:t xml:space="preserve">- Administer: opens the Joomla administrator page. This is where you log in to change your web site.</w:t>
+      </w:r>
+    </w:p>
+    <w:p>
+      <w:r>
+        <w:t xml:space="preserve">- View: opens your Joomla web site in your web browser.</w:t>
+      </w:r>
+    </w:p>
+    <w:p>
+      <w:r>
+        <w:t xml:space="preserve">- Update: opens the Joomla page where you add or update jOpensim.</w:t>
+      </w:r>
+    </w:p>
+    <w:p>
+      <w:r>
+        <w:t xml:space="preserve">- Backup: opens Akeeba Backup inside Joomla.</w:t>
+      </w:r>
+    </w:p>
+    <w:p>
+      <w:r>
+        <w:t xml:space="preserve">- Restore From Backup: opens Kickstart, which puts a backup back.</w:t>
+      </w:r>
+    </w:p>
+    <w:p>
+      <w:r>
+        <w:t xml:space="preserve">Only the Install button works until Joomla is installed. After that, Install is greyed out and the others work.</w:t>
+      </w:r>
+    </w:p>
+    <w:p>
+      <w:pPr>
+        <w:pStyle w:val="Heading2"/>
+      </w:pPr>
+      <w:r>
+        <w:t xml:space="preserve">jOpensim Money</w:t>
+      </w:r>
+    </w:p>
+    <w:p>
+      <w:r>
         <w:rPr>
           <w:b/>
           <w:bCs/>
         </w:rPr>
-      </w:pPr>
-      <w:r>
-        <w:t xml:space="preserve">Important Group Setting </w:t>
-      </w:r>
-    </w:p>
-    <w:p>
-      <w:pPr>
-        <w:rPr>
-          <w:b/>
-          <w:bCs/>
-        </w:rPr>
-      </w:pPr>
-    </w:p>
-    <w:p>
-      <w:r>
-        <w:t xml:space="preserve">Navigate to System-&gt;Global-&gt;JOpensim and in the Groups tab set both Group keys the password located in you Setup-&gt;Setting-&gt;HG Dns Name</w:t>
-      </w:r>
-    </w:p>
-    <w:p>
-      <w:r>
-        <w:rPr>
-          <w:noProof/>
-        </w:rPr>
-        <w:drawing>
-          <wp:inline distT="0" distB="0" distL="0" distR="0" wp14:anchorId="1D5062FE" wp14:editId="309925E6">
-            <wp:extent cx="4257675" cy="2600325"/>
-            <wp:effectExtent l="0" t="0" r="0" b="0"/>
-            <wp:docPr id="1701391891" name="Picture 2"/>
-            <wp:cNvGraphicFramePr>
-              <a:graphicFrameLocks xmlns:a="http://schemas.openxmlformats.org/drawingml/2006/main" noChangeAspect="1"/>
-            </wp:cNvGraphicFramePr>
-            <a:graphic xmlns:a="http://schemas.openxmlformats.org/drawingml/2006/main">
-              <a:graphicData uri="http://schemas.openxmlformats.org/drawingml/2006/picture">
-                <pic:pic xmlns:pic="http://schemas.openxmlformats.org/drawingml/2006/picture">
-                  <pic:nvPicPr>
-                    <pic:cNvPr id="0" name="Picture 3"/>
-                    <pic:cNvPicPr>
-                      <a:picLocks noChangeAspect="1" noChangeArrowheads="1"/>
-                    </pic:cNvPicPr>
-                  </pic:nvPicPr>
-                  <pic:blipFill>
-                    <a:blip r:embed="rId25">
-                      <a:extLst>
-                        <a:ext uri="{28A0092B-C50C-407E-A947-70E740481C1C}">
-                          <a14:useLocalDpi xmlns:a14="http://schemas.microsoft.com/office/drawing/2010/main" val="0"/>
-                        </a:ext>
-                      </a:extLst>
-                    </a:blip>
-                    <a:srcRect/>
-                    <a:stretch>
-                      <a:fillRect/>
-                    </a:stretch>
-                  </pic:blipFill>
-                  <pic:spPr bwMode="auto">
-                    <a:xfrm>
-                      <a:off x="0" y="0"/>
-                      <a:ext cx="4257675" cy="2600325"/>
-                    </a:xfrm>
-                    <a:prstGeom prst="rect">
-                      <a:avLst/>
-                    </a:prstGeom>
-                    <a:noFill/>
-                    <a:ln>
-                      <a:noFill/>
-                    </a:ln>
-                  </pic:spPr>
-                </pic:pic>
-              </a:graphicData>
-            </a:graphic>
-          </wp:inline>
-        </w:drawing>
-      </w:r>
-    </w:p>
-    <w:p/>
+        <w:t xml:space="preserve">This is NOT available.</w:t>
+      </w:r>
+    </w:p>
     <w:p>
       <w:pPr>
         <w:pStyle w:val="Heading2"/>
       </w:pPr>
       <w:r>
-        <w:t>Backups:</w:t>
-      </w:r>
-    </w:p>
-    <w:p/>
-    <w:p>
-      <w:r>
-        <w:t>You can back up Joomla and JOpensim with Akeeba backup, which I built into your distribution.</w:t>
-      </w:r>
-    </w:p>
-    <w:p>
-      <w:r>
-        <w:t>Click  Components-&gt;Akeeba Backup and select “Full Backup”.</w:t>
-        <w:br/>
-      </w:r>
-    </w:p>
-    <w:p>
-      <w:r>
-        <w:rPr>
-          <w:noProof/>
-        </w:rPr>
-        <w:drawing>
-          <wp:inline distT="0" distB="0" distL="0" distR="0" wp14:anchorId="56D8DADA" wp14:editId="5850C9B1">
-            <wp:extent cx="3600450" cy="2543175"/>
-            <wp:effectExtent l="0" t="0" r="0" b="0"/>
-            <wp:docPr id="21" name="Picture 18"/>
-            <wp:cNvGraphicFramePr>
-              <a:graphicFrameLocks xmlns:a="http://schemas.openxmlformats.org/drawingml/2006/main" noChangeAspect="1"/>
-            </wp:cNvGraphicFramePr>
-            <a:graphic xmlns:a="http://schemas.openxmlformats.org/drawingml/2006/main">
-              <a:graphicData uri="http://schemas.openxmlformats.org/drawingml/2006/picture">
-                <pic:pic xmlns:pic="http://schemas.openxmlformats.org/drawingml/2006/picture">
-                  <pic:nvPicPr>
-                    <pic:cNvPr id="0" name="Picture 18"/>
-                    <pic:cNvPicPr>
-                      <a:picLocks noChangeAspect="1" noChangeArrowheads="1"/>
-                    </pic:cNvPicPr>
-                  </pic:nvPicPr>
-                  <pic:blipFill>
-                    <a:blip r:embed="rId26">
-                      <a:extLst>
-                        <a:ext uri="{28A0092B-C50C-407E-A947-70E740481C1C}">
-                          <a14:useLocalDpi xmlns:a14="http://schemas.microsoft.com/office/drawing/2010/main" val="0"/>
-                        </a:ext>
-                      </a:extLst>
-                    </a:blip>
-                    <a:srcRect/>
-                    <a:stretch>
-                      <a:fillRect/>
-                    </a:stretch>
-                  </pic:blipFill>
-                  <pic:spPr bwMode="auto">
-                    <a:xfrm>
-                      <a:off x="0" y="0"/>
-                      <a:ext cx="3600450" cy="2543175"/>
-                    </a:xfrm>
-                    <a:prstGeom prst="rect">
-                      <a:avLst/>
-                    </a:prstGeom>
-                    <a:noFill/>
-                    <a:ln>
-                      <a:noFill/>
-                    </a:ln>
-                  </pic:spPr>
-                </pic:pic>
-              </a:graphicData>
-            </a:graphic>
-          </wp:inline>
-        </w:drawing>
-      </w:r>
-    </w:p>
-    <w:p>
-      <w:r>
-        <w:t xml:space="preserve">To restore a backup, Click [Restore] in the Dreamgrid jOpensim menu to extract kickstart-core-7.0.2.zip and load the URL as shown in section  “Restore the Data”, above.</w:t>
-      </w:r>
-    </w:p>
-    <w:p/>
-    <w:p>
-      <w:pPr>
-        <w:pStyle w:val="Heading2"/>
-      </w:pPr>
-      <w:r>
-        <w:t>Update</w:t>
-      </w:r>
-    </w:p>
-    <w:p>
-      <w:bookmarkStart w:id="1" w:name="_Hlk57676778"/>
-    </w:p>
-    <w:p>
-      <w:r>
-        <w:t xml:space="preserve">Press the Update button to update to the latest jOpenSim. This will take you to this screen:</w:t>
-        <w:br/>
-        <w:br/>
-      </w:r>
-      <w:r>
-        <w:rPr>
-          <w:noProof/>
-        </w:rPr>
-        <w:drawing>
-          <wp:inline distT="0" distB="0" distL="0" distR="0" wp14:anchorId="2E5665BE" wp14:editId="4389E6B7">
-            <wp:extent cx="3857625" cy="2857500"/>
-            <wp:effectExtent l="0" t="0" r="0" b="0"/>
-            <wp:docPr id="22" name="Picture 23"/>
-            <wp:cNvGraphicFramePr>
-              <a:graphicFrameLocks xmlns:a="http://schemas.openxmlformats.org/drawingml/2006/main" noChangeAspect="1"/>
-            </wp:cNvGraphicFramePr>
-            <a:graphic xmlns:a="http://schemas.openxmlformats.org/drawingml/2006/main">
-              <a:graphicData uri="http://schemas.openxmlformats.org/drawingml/2006/picture">
-                <pic:pic xmlns:pic="http://schemas.openxmlformats.org/drawingml/2006/picture">
-                  <pic:nvPicPr>
-                    <pic:cNvPr id="0" name="Picture 23"/>
-                    <pic:cNvPicPr>
-                      <a:picLocks noChangeAspect="1" noChangeArrowheads="1"/>
-                    </pic:cNvPicPr>
-                  </pic:nvPicPr>
-                  <pic:blipFill>
-                    <a:blip r:embed="rId27">
-                      <a:extLst>
-                        <a:ext uri="{28A0092B-C50C-407E-A947-70E740481C1C}">
-                          <a14:useLocalDpi xmlns:a14="http://schemas.microsoft.com/office/drawing/2010/main" val="0"/>
-                        </a:ext>
-                      </a:extLst>
-                    </a:blip>
-                    <a:srcRect/>
-                    <a:stretch>
-                      <a:fillRect/>
-                    </a:stretch>
-                  </pic:blipFill>
-                  <pic:spPr bwMode="auto">
-                    <a:xfrm>
-                      <a:off x="0" y="0"/>
-                      <a:ext cx="3857625" cy="2857500"/>
-                    </a:xfrm>
-                    <a:prstGeom prst="rect">
-                      <a:avLst/>
-                    </a:prstGeom>
-                    <a:noFill/>
-                    <a:ln>
-                      <a:noFill/>
-                    </a:ln>
-                  </pic:spPr>
-                </pic:pic>
-              </a:graphicData>
-            </a:graphic>
-          </wp:inline>
-        </w:drawing>
-      </w:r>
-    </w:p>
-    <w:p/>
-    <w:p>
-      <w:r>
-        <w:t xml:space="preserve">Click “Or Browse for file” and navigate to the Outworldzfiles\jOpensim_Files\ folder and select the </w:t>
-      </w:r>
-      <w:r>
-        <w:rPr>
-          <w:u w:val="single"/>
-        </w:rPr>
-        <w:t>JOpen*.zip</w:t>
-      </w:r>
-      <w:r>
-        <w:t xml:space="preserve"> file found there (e.g. JOpensim.0.4.0.4_RC7.zip). This will update you to the latest jOpensim V4.</w:t>
-      </w:r>
-    </w:p>
-    <w:bookmarkEnd w:id="1"/>
-    <w:p/>
-    <w:p>
-      <w:pPr>
-        <w:pStyle w:val="Heading2"/>
-      </w:pPr>
-      <w:r>
-        <w:t>jOpensim Money</w:t>
-      </w:r>
-    </w:p>
-    <w:p/>
-    <w:p>
-      <w:pPr>
-        <w:rPr>
-          <w:b/>
-          <w:bCs/>
-          <w:i/>
-          <w:iCs/>
-          <w:u w:val="single"/>
-        </w:rPr>
-      </w:pPr>
-      <w:r>
-        <w:rPr>
-          <w:b/>
-          <w:bCs/>
-          <w:i/>
-          <w:iCs/>
-          <w:u w:val="single"/>
-        </w:rPr>
-        <w:t>This is NOT available</w:t>
-      </w:r>
-    </w:p>
-    <w:p/>
-    <w:p>
-      <w:r>
-        <w:t>References:</w:t>
-      </w:r>
-    </w:p>
-    <w:p>
-      <w:r>
-        <w:t xml:space="preserve">Jopensim Wiki   </w:t>
+        <w:t xml:space="preserve">References</w:t>
+      </w:r>
+    </w:p>
+    <w:p>
+      <w:r>
+        <w:t xml:space="preserve">jOpensim Wiki: </w:t>
       </w:r>
       <w:hyperlink r:id="rId28" w:history="1">
         <w:r>
           <w:rPr>
             <w:rStyle w:val="Hyperlink"/>
           </w:rPr>
-          <w:t>http://wiki.jopensim.com/</w:t>
+          <w:t xml:space="preserve">http://wiki.jopensim.com/</w:t>
         </w:r>
       </w:hyperlink>
     </w:p>
     <w:p>
       <w:r>
-        <w:t xml:space="preserve">JOpensim Bugs </w:t>
+        <w:t xml:space="preserve">jOpensim Bugs: </w:t>
       </w:r>
       <w:hyperlink r:id="rId29" w:history="1">
         <w:r>
           <w:rPr>
             <w:rStyle w:val="Hyperlink"/>
           </w:rPr>
-          <w:t>https://mantis.jopensim.com/</w:t>
+          <w:t xml:space="preserve">https://mantis.jopensim.com/</w:t>
         </w:r>
       </w:hyperlink>
-      <w:bookmarkEnd w:id="0"/>
     </w:p>
     <w:sectPr>
       <w:pgSz w:w="12240" w:h="15840"/>
